--- a/JacobConlon_Resume.docx
+++ b/JacobConlon_Resume.docx
@@ -1,6 +1,6 @@
 
 <file path=word/document.xml><?xml version="1.0" encoding="utf-8"?>
-<w:document xmlns:wpc="http://schemas.microsoft.com/office/word/2010/wordprocessingCanvas" xmlns:mc="http://schemas.openxmlformats.org/markup-compatibility/2006" xmlns:o="urn:schemas-microsoft-com:office:office" xmlns:r="http://schemas.openxmlformats.org/officeDocument/2006/relationships" xmlns:m="http://schemas.openxmlformats.org/officeDocument/2006/math" xmlns:v="urn:schemas-microsoft-com:vml" xmlns:wp14="http://schemas.microsoft.com/office/word/2010/wordprocessingDrawing" xmlns:wp="http://schemas.openxmlformats.org/drawingml/2006/wordprocessingDrawing" xmlns:w10="urn:schemas-microsoft-com:office:word" xmlns:w="http://schemas.openxmlformats.org/wordprocessingml/2006/main" xmlns:w14="http://schemas.microsoft.com/office/word/2010/wordml" xmlns:w15="http://schemas.microsoft.com/office/word/2012/wordml" xmlns:wpg="http://schemas.microsoft.com/office/word/2010/wordprocessingGroup" xmlns:wpi="http://schemas.microsoft.com/office/word/2010/wordprocessingInk" xmlns:wne="http://schemas.microsoft.com/office/word/2006/wordml" xmlns:wps="http://schemas.microsoft.com/office/word/2010/wordprocessingShape" xmlns:cx="http://schemas.microsoft.com/office/drawing/2014/chartex" xmlns:cx1="http://schemas.microsoft.com/office/drawing/2015/9/8/chartex" xmlns:cx2="http://schemas.microsoft.com/office/drawing/2015/10/21/chartex" xmlns:cx3="http://schemas.microsoft.com/office/drawing/2016/5/9/chartex" xmlns:cx4="http://schemas.microsoft.com/office/drawing/2016/5/10/chartex" xmlns:cx5="http://schemas.microsoft.com/office/drawing/2016/5/11/chartex" xmlns:cx6="http://schemas.microsoft.com/office/drawing/2016/5/12/chartex" xmlns:cx7="http://schemas.microsoft.com/office/drawing/2016/5/13/chartex" xmlns:cx8="http://schemas.microsoft.com/office/drawing/2016/5/14/chartex" xmlns:aink="http://schemas.microsoft.com/office/drawing/2016/ink" xmlns:am3d="http://schemas.microsoft.com/office/drawing/2017/model3d" xmlns:w16cex="http://schemas.microsoft.com/office/word/2018/wordml/cex" xmlns:w16cid="http://schemas.microsoft.com/office/word/2016/wordml/cid" xmlns:w16="http://schemas.microsoft.com/office/word/2018/wordml" xmlns:w16sdtdh="http://schemas.microsoft.com/office/word/2020/wordml/sdtdatahash" xmlns:w16se="http://schemas.microsoft.com/office/word/2015/wordml/symex" mc:Ignorable="w14 w15 wp14">
+<w:document xmlns:wpc="http://schemas.microsoft.com/office/word/2010/wordprocessingCanvas" xmlns:cx="http://schemas.microsoft.com/office/drawing/2014/chartex" xmlns:cx1="http://schemas.microsoft.com/office/drawing/2015/9/8/chartex" xmlns:cx2="http://schemas.microsoft.com/office/drawing/2015/10/21/chartex" xmlns:cx3="http://schemas.microsoft.com/office/drawing/2016/5/9/chartex" xmlns:cx4="http://schemas.microsoft.com/office/drawing/2016/5/10/chartex" xmlns:cx5="http://schemas.microsoft.com/office/drawing/2016/5/11/chartex" xmlns:cx6="http://schemas.microsoft.com/office/drawing/2016/5/12/chartex" xmlns:cx7="http://schemas.microsoft.com/office/drawing/2016/5/13/chartex" xmlns:cx8="http://schemas.microsoft.com/office/drawing/2016/5/14/chartex" xmlns:mc="http://schemas.openxmlformats.org/markup-compatibility/2006" xmlns:m="http://schemas.openxmlformats.org/officeDocument/2006/math" xmlns:aink="http://schemas.microsoft.com/office/drawing/2016/ink" xmlns:am3d="http://schemas.microsoft.com/office/drawing/2017/model3d" xmlns:oel="http://schemas.microsoft.com/office/2019/extlst" xmlns:r="http://schemas.openxmlformats.org/officeDocument/2006/relationships" xmlns:wp14="http://schemas.microsoft.com/office/word/2010/wordprocessingDrawing" xmlns:wp="http://schemas.openxmlformats.org/drawingml/2006/wordprocessingDrawing" xmlns:wpg="http://schemas.microsoft.com/office/word/2010/wordprocessingGroup" xmlns:wpi="http://schemas.microsoft.com/office/word/2010/wordprocessingInk" xmlns:wps="http://schemas.microsoft.com/office/word/2010/wordprocessingShape" xmlns:o="urn:schemas-microsoft-com:office:office" xmlns:v="urn:schemas-microsoft-com:vml" xmlns:w10="urn:schemas-microsoft-com:office:word" xmlns:w="http://schemas.openxmlformats.org/wordprocessingml/2006/main" xmlns:w14="http://schemas.microsoft.com/office/word/2010/wordml" xmlns:w15="http://schemas.microsoft.com/office/word/2012/wordml" xmlns:w16cex="http://schemas.microsoft.com/office/word/2018/wordml/cex" xmlns:w16cid="http://schemas.microsoft.com/office/word/2016/wordml/cid" xmlns:w16="http://schemas.microsoft.com/office/word/2018/wordml" xmlns:w16sdtdh="http://schemas.microsoft.com/office/word/2020/wordml/sdtdatahash" xmlns:w16sdtfl="http://schemas.microsoft.com/office/word/2024/wordml/sdtformatlock" xmlns:w16se="http://schemas.microsoft.com/office/word/2015/wordml/symex" xmlns:w16du="http://schemas.microsoft.com/office/word/2023/wordml/word16du" xmlns:wne="http://schemas.microsoft.com/office/word/2006/wordml" mc:Ignorable="w14 w15 w16se w16cid w16 w16cex w16sdtdh w16sdtfl w16du wp14">
   <w:body>
     <w:p>
       <w:pPr>
@@ -13,13 +13,13 @@
           <w:sz w:val="40"/>
           <w:szCs w:val="40"/>
         </w:rPr>
-        <w:t xml:space="preserve">JACOB CONLON</w:t>
+        <w:t>JACOB CONLON</w:t>
       </w:r>
     </w:p>
     <w:p>
       <w:pPr>
         <w:pBdr>
-          <w:bottom w:val="single" w:color="1F4E79" w:sz="12" w:space="2"/>
+          <w:bottom w:val="single" w:sz="12" w:space="2" w:color="1F4E79"/>
         </w:pBdr>
         <w:spacing w:after="60"/>
       </w:pPr>
@@ -31,7 +31,29 @@
           <w:sz w:val="22"/>
           <w:szCs w:val="22"/>
         </w:rPr>
-        <w:t xml:space="preserve">IT Director  •  Software Architecture, Cloud Modernization &amp; AI Enablement</w:t>
+        <w:t xml:space="preserve">IT </w:t>
+      </w:r>
+      <w:proofErr w:type="gramStart"/>
+      <w:r>
+        <w:rPr>
+          <w:b/>
+          <w:bCs/>
+          <w:color w:val="1F4E79"/>
+          <w:sz w:val="22"/>
+          <w:szCs w:val="22"/>
+        </w:rPr>
+        <w:t>Director  •</w:t>
+      </w:r>
+      <w:proofErr w:type="gramEnd"/>
+      <w:r>
+        <w:rPr>
+          <w:b/>
+          <w:bCs/>
+          <w:color w:val="1F4E79"/>
+          <w:sz w:val="22"/>
+          <w:szCs w:val="22"/>
+        </w:rPr>
+        <w:t xml:space="preserve">  Software Architecture, Cloud Modernization &amp; AI Enablement</w:t>
       </w:r>
     </w:p>
     <w:p>
@@ -44,16 +66,52 @@
           <w:sz w:val="19"/>
           <w:szCs w:val="19"/>
         </w:rPr>
-        <w:t xml:space="preserve">Cherry Hill, NJ 08003  •  856-996-5627  •  </w:t>
-      </w:r>
-      <w:hyperlink w:history="1" r:id="rIdvv0yxfqjbvmhtt3mh0nfn">
+        <w:t xml:space="preserve">Cherry Hill, NJ </w:t>
+      </w:r>
+      <w:proofErr w:type="gramStart"/>
+      <w:r>
+        <w:rPr>
+          <w:color w:val="404040"/>
+          <w:sz w:val="19"/>
+          <w:szCs w:val="19"/>
+        </w:rPr>
+        <w:t>08003  •</w:t>
+      </w:r>
+      <w:proofErr w:type="gramEnd"/>
+      <w:r>
+        <w:rPr>
+          <w:color w:val="404040"/>
+          <w:sz w:val="19"/>
+          <w:szCs w:val="19"/>
+        </w:rPr>
+        <w:t xml:space="preserve">  856-996-</w:t>
+      </w:r>
+      <w:proofErr w:type="gramStart"/>
+      <w:r>
+        <w:rPr>
+          <w:color w:val="404040"/>
+          <w:sz w:val="19"/>
+          <w:szCs w:val="19"/>
+        </w:rPr>
+        <w:t>5627  •</w:t>
+      </w:r>
+      <w:proofErr w:type="gramEnd"/>
+      <w:r>
+        <w:rPr>
+          <w:color w:val="404040"/>
+          <w:sz w:val="19"/>
+          <w:szCs w:val="19"/>
+        </w:rPr>
+        <w:t xml:space="preserve">  </w:t>
+      </w:r>
+      <w:hyperlink r:id="rId5" w:history="1">
         <w:r>
           <w:rPr>
             <w:color w:val="1F4E79"/>
             <w:sz w:val="19"/>
             <w:szCs w:val="19"/>
           </w:rPr>
-          <w:t xml:space="preserve">Jacob@Conlon.us</w:t>
+          <w:t>Jacob@Conlon.us</w:t>
         </w:r>
       </w:hyperlink>
       <w:r>
@@ -64,14 +122,14 @@
         </w:rPr>
         <w:t xml:space="preserve">  •  </w:t>
       </w:r>
-      <w:hyperlink w:history="1" r:id="rIdathzpiptomwfd9ekrg4bl">
+      <w:hyperlink r:id="rId6" w:history="1">
         <w:r>
           <w:rPr>
             <w:color w:val="1F4E79"/>
             <w:sz w:val="19"/>
             <w:szCs w:val="19"/>
           </w:rPr>
-          <w:t xml:space="preserve">conlon.us</w:t>
+          <w:t>conlon.us</w:t>
         </w:r>
       </w:hyperlink>
       <w:r>
@@ -82,23 +140,33 @@
         </w:rPr>
         <w:t xml:space="preserve">  •  </w:t>
       </w:r>
-      <w:hyperlink w:history="1" r:id="rIdxoj8lje2wwy0u2jbwbvxi">
+      <w:hyperlink r:id="rId7" w:history="1">
         <w:r>
           <w:rPr>
             <w:color w:val="1F4E79"/>
             <w:sz w:val="19"/>
             <w:szCs w:val="19"/>
           </w:rPr>
-          <w:t xml:space="preserve">linkedin.com/in/jacobconlon</w:t>
+          <w:t>linkedin.com/in/</w:t>
         </w:r>
+        <w:proofErr w:type="spellStart"/>
+        <w:r>
+          <w:rPr>
+            <w:color w:val="1F4E79"/>
+            <w:sz w:val="19"/>
+            <w:szCs w:val="19"/>
+          </w:rPr>
+          <w:t>jacobconlon</w:t>
+        </w:r>
+        <w:proofErr w:type="spellEnd"/>
       </w:hyperlink>
     </w:p>
     <w:p>
       <w:pPr>
         <w:pBdr>
-          <w:bottom w:val="single" w:color="1F4E79" w:sz="6" w:space="2"/>
+          <w:bottom w:val="single" w:sz="6" w:space="2" w:color="1F4E79"/>
         </w:pBdr>
-        <w:spacing w:after="100" w:before="240"/>
+        <w:spacing w:before="240" w:after="100"/>
       </w:pPr>
       <w:r>
         <w:rPr>
@@ -108,7 +176,7 @@
           <w:sz w:val="22"/>
           <w:szCs w:val="22"/>
         </w:rPr>
-        <w:t xml:space="preserve">EXECUTIVE SUMMARY</w:t>
+        <w:t>EXECUTIVE SUMMARY</w:t>
       </w:r>
     </w:p>
     <w:p>
@@ -123,7 +191,7 @@
           <w:b/>
           <w:bCs/>
         </w:rPr>
-        <w:t xml:space="preserve">15-person team</w:t>
+        <w:t>15-person team</w:t>
       </w:r>
       <w:r>
         <w:t xml:space="preserve"> of architects, engineers, and QA. A rare combination of deep technical command — .NET Core, Angular, cloud, and AI — and forensic accounting fluency, trusted by executive leadership to bridge IT and Finance on legacy migrations, GAAP→IFRS conversions, and enterprise AI adoption. Repeatedly delivers on time, on budget, and where competitors have failed.</w:t>
@@ -132,9 +200,9 @@
     <w:p>
       <w:pPr>
         <w:pBdr>
-          <w:bottom w:val="single" w:color="1F4E79" w:sz="6" w:space="2"/>
+          <w:bottom w:val="single" w:sz="6" w:space="2" w:color="1F4E79"/>
         </w:pBdr>
-        <w:spacing w:after="100" w:before="240"/>
+        <w:spacing w:before="240" w:after="100"/>
       </w:pPr>
       <w:r>
         <w:rPr>
@@ -144,7 +212,7 @@
           <w:sz w:val="22"/>
           <w:szCs w:val="22"/>
         </w:rPr>
-        <w:t xml:space="preserve">SELECTED ACHIEVEMENTS</w:t>
+        <w:t>SELECTED ACHIEVEMENTS</w:t>
       </w:r>
     </w:p>
     <w:p>
@@ -164,20 +232,28 @@
           <w:b/>
           <w:bCs/>
         </w:rPr>
-        <w:t xml:space="preserve">25-year-old legacy lease accounting system during the global pandemic</w:t>
-      </w:r>
-      <w:r>
-        <w:t xml:space="preserve"> — a modernization peer institutions attempted and failed to complete. The platform carries a </w:t>
-      </w:r>
-      <w:r>
-        <w:rPr>
-          <w:b/>
-          <w:bCs/>
-        </w:rPr>
-        <w:t xml:space="preserve">$2.2B lease portfolio across 90,000 accounts and 290,000 active agreements</w:t>
-      </w:r>
-      <w:r>
-        <w:t xml:space="preserve">.</w:t>
+        <w:t>25-year-old legacy lease accounting system during the global pandemic</w:t>
+      </w:r>
+      <w:r>
+        <w:t xml:space="preserve"> — a </w:t>
+      </w:r>
+      <w:proofErr w:type="gramStart"/>
+      <w:r>
+        <w:t>modernization peer institutions</w:t>
+      </w:r>
+      <w:proofErr w:type="gramEnd"/>
+      <w:r>
+        <w:t xml:space="preserve"> attempted and failed to complete. The platform carries a </w:t>
+      </w:r>
+      <w:r>
+        <w:rPr>
+          <w:b/>
+          <w:bCs/>
+        </w:rPr>
+        <w:t>$2.2B lease portfolio across 90,000 accounts and 290,000 active agreements</w:t>
+      </w:r>
+      <w:r>
+        <w:t>.</w:t>
       </w:r>
     </w:p>
     <w:p>
@@ -197,10 +273,10 @@
           <w:b/>
           <w:bCs/>
         </w:rPr>
-        <w:t xml:space="preserve">eliminating a projected $1M project cost</w:t>
-      </w:r>
-      <w:r>
-        <w:t xml:space="preserve">.</w:t>
+        <w:t>eliminating a projected $1M project cost</w:t>
+      </w:r>
+      <w:r>
+        <w:t>.</w:t>
       </w:r>
     </w:p>
     <w:p>
@@ -220,18 +296,20 @@
           <w:b/>
           <w:bCs/>
         </w:rPr>
-        <w:t xml:space="preserve">AI-assisted development champion</w:t>
+        <w:t>AI-assisted development champion</w:t>
       </w:r>
       <w:r>
         <w:t xml:space="preserve">, built </w:t>
       </w:r>
-      <w:r>
-        <w:rPr>
-          <w:b/>
-          <w:bCs/>
-        </w:rPr>
-        <w:t xml:space="preserve">ProcTuner</w:t>
-      </w:r>
+      <w:proofErr w:type="spellStart"/>
+      <w:r>
+        <w:rPr>
+          <w:b/>
+          <w:bCs/>
+        </w:rPr>
+        <w:t>ProcTuner</w:t>
+      </w:r>
+      <w:proofErr w:type="spellEnd"/>
       <w:r>
         <w:t xml:space="preserve"> — an AI agent that refactors underperforming SQL stored procedures, then automatically validates data parity and benchmarks the result before promoting. </w:t>
       </w:r>
@@ -240,27 +318,27 @@
           <w:b/>
           <w:bCs/>
         </w:rPr>
-        <w:t xml:space="preserve">Some procedures gained 70%+ performance</w:t>
-      </w:r>
-      <w:r>
-        <w:t xml:space="preserve">.</w:t>
-      </w:r>
-    </w:p>
-    <w:p>
-      <w:pPr>
-        <w:pStyle w:val="ListParagraph"/>
-        <w:numPr>
-          <w:ilvl w:val="0"/>
-          <w:numId w:val="2"/>
-        </w:numPr>
-        <w:spacing w:after="40"/>
-      </w:pPr>
-      <w:r>
-        <w:rPr>
-          <w:b/>
-          <w:bCs/>
-        </w:rPr>
-        <w:t xml:space="preserve">Driving cloud modernization and right-sizing</w:t>
+        <w:t>Some procedures gained 70%+ performance</w:t>
+      </w:r>
+      <w:r>
+        <w:t>.</w:t>
+      </w:r>
+    </w:p>
+    <w:p>
+      <w:pPr>
+        <w:pStyle w:val="ListParagraph"/>
+        <w:numPr>
+          <w:ilvl w:val="0"/>
+          <w:numId w:val="2"/>
+        </w:numPr>
+        <w:spacing w:after="40"/>
+      </w:pPr>
+      <w:r>
+        <w:rPr>
+          <w:b/>
+          <w:bCs/>
+        </w:rPr>
+        <w:t>Driving cloud modernization and right-sizing</w:t>
       </w:r>
       <w:r>
         <w:t xml:space="preserve"> — containerizing .NET Core services, migrating from Windows to Linux hosts, and adopting serverless deployments.</w:t>
@@ -276,15 +354,15 @@
         <w:spacing w:after="40"/>
       </w:pPr>
       <w:r>
-        <w:t xml:space="preserve">Stood up modern application monitoring and observability that surfaces production issues in real time.</w:t>
+        <w:t>Stood up modern application monitoring and observability that surfaces production issues in real time.</w:t>
       </w:r>
     </w:p>
     <w:p>
       <w:pPr>
         <w:pBdr>
-          <w:bottom w:val="single" w:color="1F4E79" w:sz="6" w:space="2"/>
+          <w:bottom w:val="single" w:sz="6" w:space="2" w:color="1F4E79"/>
         </w:pBdr>
-        <w:spacing w:after="100" w:before="240"/>
+        <w:spacing w:before="240" w:after="100"/>
       </w:pPr>
       <w:r>
         <w:rPr>
@@ -294,7 +372,7 @@
           <w:sz w:val="22"/>
           <w:szCs w:val="22"/>
         </w:rPr>
-        <w:t xml:space="preserve">PROFESSIONAL EXPERIENCE</w:t>
+        <w:t>PROFESSIONAL EXPERIENCE</w:t>
       </w:r>
     </w:p>
     <w:p>
@@ -302,7 +380,7 @@
         <w:tabs>
           <w:tab w:val="right" w:pos="9360"/>
         </w:tabs>
-        <w:spacing w:after="0" w:before="60"/>
+        <w:spacing w:before="60"/>
       </w:pPr>
       <w:r>
         <w:rPr>
@@ -311,7 +389,7 @@
           <w:sz w:val="22"/>
           <w:szCs w:val="22"/>
         </w:rPr>
-        <w:t xml:space="preserve">CANON FINANCIAL SERVICES, INC.</w:t>
+        <w:t>CANON FINANCIAL SERVICES, INC.</w:t>
       </w:r>
       <w:r>
         <w:rPr>
@@ -325,10 +403,9 @@
         <w:rPr>
           <w:b/>
           <w:bCs/>
-          <w:sz w:val="20"/>
-          <w:szCs w:val="20"/>
-        </w:rPr>
-        <w:t xml:space="preserve">	12/2007 – Present</w:t>
+        </w:rPr>
+        <w:tab/>
+        <w:t>12/2007 – Present</w:t>
       </w:r>
     </w:p>
     <w:p>
@@ -336,7 +413,7 @@
         <w:tabs>
           <w:tab w:val="right" w:pos="9360"/>
         </w:tabs>
-        <w:spacing w:after="20" w:before="120"/>
+        <w:spacing w:before="120" w:after="20"/>
       </w:pPr>
       <w:r>
         <w:rPr>
@@ -347,17 +424,31 @@
           <w:sz w:val="21"/>
           <w:szCs w:val="21"/>
         </w:rPr>
-        <w:t xml:space="preserve">IT Director, Corporate IT</w:t>
+        <w:t>IT Director, Corporate IT</w:t>
       </w:r>
       <w:r>
         <w:rPr>
           <w:i/>
           <w:iCs/>
           <w:color w:val="595959"/>
-          <w:sz w:val="20"/>
-          <w:szCs w:val="20"/>
-        </w:rPr>
-        <w:t xml:space="preserve">	[year] – Present</w:t>
+        </w:rPr>
+        <w:tab/>
+      </w:r>
+      <w:r>
+        <w:rPr>
+          <w:i/>
+          <w:iCs/>
+          <w:color w:val="595959"/>
+        </w:rPr>
+        <w:t>2019</w:t>
+      </w:r>
+      <w:r>
+        <w:rPr>
+          <w:i/>
+          <w:iCs/>
+          <w:color w:val="595959"/>
+        </w:rPr>
+        <w:t xml:space="preserve"> – Present</w:t>
       </w:r>
     </w:p>
     <w:p>
@@ -372,7 +463,7 @@
           <w:b/>
           <w:bCs/>
         </w:rPr>
-        <w:t xml:space="preserve">15-person team</w:t>
+        <w:t>15-person team</w:t>
       </w:r>
       <w:r>
         <w:t xml:space="preserve"> of architects, engineers, and QA. Report to executive leadership.</w:t>
@@ -388,33 +479,33 @@
         <w:spacing w:after="40"/>
       </w:pPr>
       <w:r>
-        <w:t xml:space="preserve">Modernized the legacy “green-screen” leasing platform to a modern web/API system — multi-year program delivered on time and on budget.</w:t>
-      </w:r>
-    </w:p>
-    <w:p>
-      <w:pPr>
-        <w:pStyle w:val="ListParagraph"/>
-        <w:numPr>
-          <w:ilvl w:val="0"/>
-          <w:numId w:val="2"/>
-        </w:numPr>
-        <w:spacing w:after="40"/>
-      </w:pPr>
-      <w:r>
-        <w:t xml:space="preserve">Founded an IT Architecture Committee and instituted code-review standards, strengthening security, performance, and standards adherence while reducing defects reaching QA.</w:t>
-      </w:r>
-    </w:p>
-    <w:p>
-      <w:pPr>
-        <w:pStyle w:val="ListParagraph"/>
-        <w:numPr>
-          <w:ilvl w:val="0"/>
-          <w:numId w:val="2"/>
-        </w:numPr>
-        <w:spacing w:after="40"/>
-      </w:pPr>
-      <w:r>
-        <w:t xml:space="preserve">Established a continuous platform-improvement model focused on process automation and quality-of-life enhancements.</w:t>
+        <w:t>Modernized the legacy “green-screen” leasing platform to a modern web/API system — multi-year program delivered on time and on budget.</w:t>
+      </w:r>
+    </w:p>
+    <w:p>
+      <w:pPr>
+        <w:pStyle w:val="ListParagraph"/>
+        <w:numPr>
+          <w:ilvl w:val="0"/>
+          <w:numId w:val="2"/>
+        </w:numPr>
+        <w:spacing w:after="40"/>
+      </w:pPr>
+      <w:r>
+        <w:t>Founded an IT Architecture Committee and instituted code-review standards, strengthening security, performance, and standards adherence while reducing defects reaching QA.</w:t>
+      </w:r>
+    </w:p>
+    <w:p>
+      <w:pPr>
+        <w:pStyle w:val="ListParagraph"/>
+        <w:numPr>
+          <w:ilvl w:val="0"/>
+          <w:numId w:val="2"/>
+        </w:numPr>
+        <w:spacing w:after="40"/>
+      </w:pPr>
+      <w:r>
+        <w:t>Established a continuous platform-improvement model focused on process automation and quality-of-life enhancements.</w:t>
       </w:r>
     </w:p>
     <w:p>
@@ -434,10 +525,10 @@
           <w:b/>
           <w:bCs/>
         </w:rPr>
-        <w:t xml:space="preserve">SOX and J-SOX controls</w:t>
-      </w:r>
-      <w:r>
-        <w:t xml:space="preserve">, embedding compliance into the secure SDLC.</w:t>
+        <w:t>SOX and J-SOX controls</w:t>
+      </w:r>
+      <w:r>
+        <w:t>, embedding compliance into the secure SDLC.</w:t>
       </w:r>
     </w:p>
     <w:p>
@@ -445,7 +536,7 @@
         <w:tabs>
           <w:tab w:val="right" w:pos="9360"/>
         </w:tabs>
-        <w:spacing w:after="20" w:before="120"/>
+        <w:spacing w:before="120" w:after="20"/>
       </w:pPr>
       <w:r>
         <w:rPr>
@@ -456,17 +547,15 @@
           <w:sz w:val="21"/>
           <w:szCs w:val="21"/>
         </w:rPr>
-        <w:t xml:space="preserve">Senior IT Manager, Applications &amp; Systems</w:t>
+        <w:t>Senior IT Manager, Applications &amp; Systems</w:t>
       </w:r>
       <w:r>
         <w:rPr>
           <w:i/>
           <w:iCs/>
           <w:color w:val="595959"/>
-          <w:sz w:val="20"/>
-          <w:szCs w:val="20"/>
-        </w:rPr>
-        <w:t xml:space="preserve">	</w:t>
+        </w:rPr>
+        <w:tab/>
       </w:r>
     </w:p>
     <w:p>
@@ -479,20 +568,20 @@
           <w:iCs/>
           <w:color w:val="595959"/>
         </w:rPr>
-        <w:t xml:space="preserve">Provided technical leadership for a team of 15 developers, architects, and QA.</w:t>
-      </w:r>
-    </w:p>
-    <w:p>
-      <w:pPr>
-        <w:pStyle w:val="ListParagraph"/>
-        <w:numPr>
-          <w:ilvl w:val="0"/>
-          <w:numId w:val="2"/>
-        </w:numPr>
-        <w:spacing w:after="40"/>
-      </w:pPr>
-      <w:r>
-        <w:t xml:space="preserve">Launched a new short-term inventory-financing line of business on an external SaaS platform — increased revenue and displaced competitor volume.</w:t>
+        <w:t>Provided technical leadership for a team of 15 developers, architects, and QA.</w:t>
+      </w:r>
+    </w:p>
+    <w:p>
+      <w:pPr>
+        <w:pStyle w:val="ListParagraph"/>
+        <w:numPr>
+          <w:ilvl w:val="0"/>
+          <w:numId w:val="2"/>
+        </w:numPr>
+        <w:spacing w:after="40"/>
+      </w:pPr>
+      <w:r>
+        <w:t>Launched a new short-term inventory-financing line of business on an external SaaS platform — increased revenue and displaced competitor volume.</w:t>
       </w:r>
     </w:p>
     <w:p>
@@ -512,49 +601,49 @@
           <w:b/>
           <w:bCs/>
         </w:rPr>
-        <w:t xml:space="preserve">cut manual data entry by 60%+</w:t>
-      </w:r>
-      <w:r>
-        <w:t xml:space="preserve">, lowered cost-to-serve, and created a framework for dealer data-feed integration.</w:t>
-      </w:r>
-    </w:p>
-    <w:p>
-      <w:pPr>
-        <w:pStyle w:val="ListParagraph"/>
-        <w:numPr>
-          <w:ilvl w:val="0"/>
-          <w:numId w:val="2"/>
-        </w:numPr>
-        <w:spacing w:after="40"/>
-      </w:pPr>
-      <w:r>
-        <w:t xml:space="preserve">Replaced paper interdepartmental monetary requests with an electronic approval workflow — dynamic authority matrix and automated posting to backend leasing systems.</w:t>
-      </w:r>
-    </w:p>
-    <w:p>
-      <w:pPr>
-        <w:pStyle w:val="ListParagraph"/>
-        <w:numPr>
-          <w:ilvl w:val="0"/>
-          <w:numId w:val="2"/>
-        </w:numPr>
-        <w:spacing w:after="40"/>
-      </w:pPr>
-      <w:r>
-        <w:t xml:space="preserve">Built a Unified Desktop web app consolidating multiple internal and third-party systems, improving usability and cutting new-hire onboarding time.</w:t>
-      </w:r>
-    </w:p>
-    <w:p>
-      <w:pPr>
-        <w:pStyle w:val="ListParagraph"/>
-        <w:numPr>
-          <w:ilvl w:val="0"/>
-          <w:numId w:val="2"/>
-        </w:numPr>
-        <w:spacing w:after="40"/>
-      </w:pPr>
-      <w:r>
-        <w:t xml:space="preserve">Implemented Salesforce Service Console integrated with telephony and backend data for full call-center visibility and control.</w:t>
+        <w:t>cut manual data entry by 60%+</w:t>
+      </w:r>
+      <w:r>
+        <w:t>, lowered cost-to-serve, and created a framework for dealer data-feed integration.</w:t>
+      </w:r>
+    </w:p>
+    <w:p>
+      <w:pPr>
+        <w:pStyle w:val="ListParagraph"/>
+        <w:numPr>
+          <w:ilvl w:val="0"/>
+          <w:numId w:val="2"/>
+        </w:numPr>
+        <w:spacing w:after="40"/>
+      </w:pPr>
+      <w:r>
+        <w:t>Replaced paper interdepartmental monetary requests with an electronic approval workflow — dynamic authority matrix and automated posting to backend leasing systems.</w:t>
+      </w:r>
+    </w:p>
+    <w:p>
+      <w:pPr>
+        <w:pStyle w:val="ListParagraph"/>
+        <w:numPr>
+          <w:ilvl w:val="0"/>
+          <w:numId w:val="2"/>
+        </w:numPr>
+        <w:spacing w:after="40"/>
+      </w:pPr>
+      <w:r>
+        <w:t>Built a Unified Desktop web app consolidating multiple internal and third-party systems, improving usability and cutting new-hire onboarding time.</w:t>
+      </w:r>
+    </w:p>
+    <w:p>
+      <w:pPr>
+        <w:pStyle w:val="ListParagraph"/>
+        <w:numPr>
+          <w:ilvl w:val="0"/>
+          <w:numId w:val="2"/>
+        </w:numPr>
+        <w:spacing w:after="40"/>
+      </w:pPr>
+      <w:r>
+        <w:t>Implemented Salesforce Service Console integrated with telephony and backend data for full call-center visibility and control.</w:t>
       </w:r>
     </w:p>
     <w:p>
@@ -562,9 +651,7 @@
         <w:tabs>
           <w:tab w:val="right" w:pos="9360"/>
         </w:tabs>
-        <w:spacing w:after="20" w:before="120"/>
-      </w:pPr>
-      <w:r>
+        <w:spacing w:before="120" w:after="20"/>
         <w:rPr>
           <w:b/>
           <w:bCs/>
@@ -573,113 +660,14 @@
           <w:sz w:val="21"/>
           <w:szCs w:val="21"/>
         </w:rPr>
-        <w:t xml:space="preserve">Application Development Manager</w:t>
-      </w:r>
-      <w:r>
-        <w:rPr>
-          <w:i/>
-          <w:iCs/>
-          <w:color w:val="595959"/>
-          <w:sz w:val="20"/>
-          <w:szCs w:val="20"/>
-        </w:rPr>
-        <w:t xml:space="preserve">	</w:t>
-      </w:r>
-    </w:p>
-    <w:p>
-      <w:pPr>
-        <w:spacing w:after="20"/>
-      </w:pPr>
-      <w:r>
-        <w:rPr>
-          <w:i/>
-          <w:iCs/>
-          <w:color w:val="595959"/>
-        </w:rPr>
-        <w:t xml:space="preserve">Mentored and led an 8-member development team in close partnership with Project Management.</w:t>
-      </w:r>
-    </w:p>
-    <w:p>
-      <w:pPr>
-        <w:pStyle w:val="ListParagraph"/>
-        <w:numPr>
-          <w:ilvl w:val="0"/>
-          <w:numId w:val="2"/>
-        </w:numPr>
-        <w:spacing w:after="40"/>
-      </w:pPr>
-      <w:r>
-        <w:t xml:space="preserve">Built a risk-based credit decision engine that </w:t>
-      </w:r>
-      <w:r>
-        <w:rPr>
-          <w:b/>
-          <w:bCs/>
-        </w:rPr>
-        <w:t xml:space="preserve">lifted auto-approval rates from 8% to 50%+</w:t>
-      </w:r>
-      <w:r>
-        <w:t xml:space="preserve">.</w:t>
-      </w:r>
-    </w:p>
-    <w:p>
-      <w:pPr>
-        <w:pStyle w:val="ListParagraph"/>
-        <w:numPr>
-          <w:ilvl w:val="0"/>
-          <w:numId w:val="2"/>
-        </w:numPr>
-        <w:spacing w:after="40"/>
-      </w:pPr>
-      <w:r>
-        <w:t xml:space="preserve">Delivered a customer self-service portal (payments, account servicing) integrated with the core lease-settlement system — raised payment-application rates and reduced inbound call volume.</w:t>
-      </w:r>
-    </w:p>
-    <w:p>
-      <w:pPr>
-        <w:pStyle w:val="ListParagraph"/>
-        <w:numPr>
-          <w:ilvl w:val="0"/>
-          <w:numId w:val="2"/>
-        </w:numPr>
-        <w:spacing w:after="40"/>
-      </w:pPr>
-      <w:r>
-        <w:t xml:space="preserve">Shipped a multi-device dealer portal that increased credit-application volume from the independent dealer channel.</w:t>
-      </w:r>
-    </w:p>
-    <w:p>
-      <w:pPr>
-        <w:pStyle w:val="ListParagraph"/>
-        <w:numPr>
-          <w:ilvl w:val="0"/>
-          <w:numId w:val="2"/>
-        </w:numPr>
-        <w:spacing w:after="40"/>
-      </w:pPr>
-      <w:r>
-        <w:t xml:space="preserve">Led gap analysis and integration that enabled a successful merger with an acquired financial-services company.</w:t>
-      </w:r>
-    </w:p>
-    <w:p>
-      <w:pPr>
-        <w:pStyle w:val="ListParagraph"/>
-        <w:numPr>
-          <w:ilvl w:val="0"/>
-          <w:numId w:val="2"/>
-        </w:numPr>
-        <w:spacing w:after="40"/>
-      </w:pPr>
-      <w:r>
-        <w:t xml:space="preserve">Introduced TDD/BDD (nUnit, SpecFlow) and Selenium automated UI testing.</w:t>
-      </w:r>
+      </w:pPr>
     </w:p>
     <w:p>
       <w:pPr>
         <w:tabs>
           <w:tab w:val="right" w:pos="9360"/>
         </w:tabs>
-        <w:spacing w:after="20" w:before="120"/>
+        <w:spacing w:before="120" w:after="20"/>
       </w:pPr>
       <w:r>
         <w:rPr>
@@ -690,30 +678,120 @@
           <w:sz w:val="21"/>
           <w:szCs w:val="21"/>
         </w:rPr>
-        <w:t xml:space="preserve">Team Lead / Senior Engineer / Engineer</w:t>
+        <w:lastRenderedPageBreak/>
+        <w:t>Application Development Manager</w:t>
       </w:r>
       <w:r>
         <w:rPr>
           <w:i/>
           <w:iCs/>
           <w:color w:val="595959"/>
-          <w:sz w:val="20"/>
-          <w:szCs w:val="20"/>
-        </w:rPr>
-        <w:t xml:space="preserve">	</w:t>
-      </w:r>
-    </w:p>
-    <w:p>
-      <w:pPr>
-        <w:pStyle w:val="ListParagraph"/>
-        <w:numPr>
-          <w:ilvl w:val="0"/>
-          <w:numId w:val="2"/>
-        </w:numPr>
-        <w:spacing w:after="40"/>
-      </w:pPr>
-      <w:r>
-        <w:t xml:space="preserve">Built a reusable .NET framework (Oracle/SQL Server data access, authentication, encryption, messaging, EDI, logging) adopted as the standard for all new applications.</w:t>
+        </w:rPr>
+        <w:tab/>
+      </w:r>
+    </w:p>
+    <w:p>
+      <w:pPr>
+        <w:spacing w:after="20"/>
+      </w:pPr>
+      <w:r>
+        <w:rPr>
+          <w:i/>
+          <w:iCs/>
+          <w:color w:val="595959"/>
+        </w:rPr>
+        <w:t>Mentored and led an 8-member development team in close partnership with Project Management.</w:t>
+      </w:r>
+    </w:p>
+    <w:p>
+      <w:pPr>
+        <w:pStyle w:val="ListParagraph"/>
+        <w:numPr>
+          <w:ilvl w:val="0"/>
+          <w:numId w:val="2"/>
+        </w:numPr>
+        <w:spacing w:after="40"/>
+      </w:pPr>
+      <w:r>
+        <w:t xml:space="preserve">Built a risk-based credit decision engine that </w:t>
+      </w:r>
+      <w:r>
+        <w:rPr>
+          <w:b/>
+          <w:bCs/>
+        </w:rPr>
+        <w:t>lifted auto-approval rates from 8% to 50%+</w:t>
+      </w:r>
+      <w:r>
+        <w:t>.</w:t>
+      </w:r>
+    </w:p>
+    <w:p>
+      <w:pPr>
+        <w:pStyle w:val="ListParagraph"/>
+        <w:numPr>
+          <w:ilvl w:val="0"/>
+          <w:numId w:val="2"/>
+        </w:numPr>
+        <w:spacing w:after="40"/>
+      </w:pPr>
+      <w:r>
+        <w:t>Delivered a customer self-service portal (payments, account servicing) integrated with the core lease-settlement system — raised payment-application rates and reduced inbound call volume.</w:t>
+      </w:r>
+    </w:p>
+    <w:p>
+      <w:pPr>
+        <w:pStyle w:val="ListParagraph"/>
+        <w:numPr>
+          <w:ilvl w:val="0"/>
+          <w:numId w:val="2"/>
+        </w:numPr>
+        <w:spacing w:after="40"/>
+      </w:pPr>
+      <w:r>
+        <w:t>Shipped a multi-device dealer portal that increased credit-application volume from the independent dealer channel.</w:t>
+      </w:r>
+    </w:p>
+    <w:p>
+      <w:pPr>
+        <w:pStyle w:val="ListParagraph"/>
+        <w:numPr>
+          <w:ilvl w:val="0"/>
+          <w:numId w:val="2"/>
+        </w:numPr>
+        <w:spacing w:after="40"/>
+      </w:pPr>
+      <w:r>
+        <w:t>Led gap analysis and integration that enabled a successful merger with an acquired financial-services company.</w:t>
+      </w:r>
+    </w:p>
+    <w:p>
+      <w:pPr>
+        <w:pStyle w:val="ListParagraph"/>
+        <w:numPr>
+          <w:ilvl w:val="0"/>
+          <w:numId w:val="2"/>
+        </w:numPr>
+        <w:spacing w:after="40"/>
+      </w:pPr>
+      <w:r>
+        <w:t>Introduced TDD/BDD (</w:t>
+      </w:r>
+      <w:proofErr w:type="spellStart"/>
+      <w:r>
+        <w:t>nUnit</w:t>
+      </w:r>
+      <w:proofErr w:type="spellEnd"/>
+      <w:r>
+        <w:t xml:space="preserve">, </w:t>
+      </w:r>
+      <w:proofErr w:type="spellStart"/>
+      <w:r>
+        <w:t>SpecFlow</w:t>
+      </w:r>
+      <w:proofErr w:type="spellEnd"/>
+      <w:r>
+        <w:t>) and Selenium automated UI testing.</w:t>
       </w:r>
     </w:p>
     <w:p>
@@ -721,33 +799,7 @@
         <w:tabs>
           <w:tab w:val="right" w:pos="9360"/>
         </w:tabs>
-        <w:spacing w:after="0" w:before="160"/>
-      </w:pPr>
-      <w:r>
-        <w:rPr>
-          <w:b/>
-          <w:bCs/>
-          <w:sz w:val="22"/>
-          <w:szCs w:val="22"/>
-        </w:rPr>
-        <w:t xml:space="preserve">VISION APPRAISAL TECHNOLOGY</w:t>
-      </w:r>
-      <w:r>
-        <w:rPr>
-          <w:b/>
-          <w:bCs/>
-          <w:sz w:val="20"/>
-          <w:szCs w:val="20"/>
-        </w:rPr>
-        <w:t xml:space="preserve">	9/2001 – 12/2007</w:t>
-      </w:r>
-    </w:p>
-    <w:p>
-      <w:pPr>
-        <w:tabs>
-          <w:tab w:val="right" w:pos="9360"/>
-        </w:tabs>
-        <w:spacing w:after="20" w:before="120"/>
+        <w:spacing w:before="120" w:after="20"/>
       </w:pPr>
       <w:r>
         <w:rPr>
@@ -758,51 +810,122 @@
           <w:sz w:val="21"/>
           <w:szCs w:val="21"/>
         </w:rPr>
-        <w:t xml:space="preserve">Senior Developer / Information Systems</w:t>
+        <w:t>Team Lead / Senior Engineer / Engineer</w:t>
       </w:r>
       <w:r>
         <w:rPr>
           <w:i/>
           <w:iCs/>
           <w:color w:val="595959"/>
-          <w:sz w:val="20"/>
-          <w:szCs w:val="20"/>
-        </w:rPr>
-        <w:t xml:space="preserve">	</w:t>
-      </w:r>
-    </w:p>
-    <w:p>
-      <w:pPr>
-        <w:pStyle w:val="ListParagraph"/>
-        <w:numPr>
-          <w:ilvl w:val="0"/>
-          <w:numId w:val="2"/>
-        </w:numPr>
-        <w:spacing w:after="40"/>
-      </w:pPr>
-      <w:r>
-        <w:t xml:space="preserve">Owned full-lifecycle design and development of enterprise, database-driven applications for the Computer-Assisted Mass Appraisal (CAMA) industry.</w:t>
-      </w:r>
-    </w:p>
-    <w:p>
-      <w:pPr>
-        <w:pStyle w:val="ListParagraph"/>
-        <w:numPr>
-          <w:ilvl w:val="0"/>
-          <w:numId w:val="2"/>
-        </w:numPr>
-        <w:spacing w:after="40"/>
-      </w:pPr>
-      <w:r>
-        <w:t xml:space="preserve">Served as technical project manager and lead developer for the New York City, Washington D.C., and Boston deployments.</w:t>
+        </w:rPr>
+        <w:tab/>
+      </w:r>
+    </w:p>
+    <w:p>
+      <w:pPr>
+        <w:pStyle w:val="ListParagraph"/>
+        <w:numPr>
+          <w:ilvl w:val="0"/>
+          <w:numId w:val="2"/>
+        </w:numPr>
+        <w:spacing w:after="40"/>
+      </w:pPr>
+      <w:r>
+        <w:t>Built a reusable .NET framework (Oracle/SQL Server data access, authentication, encryption, messaging, EDI, logging) adopted as the standard for all new applications.</w:t>
+      </w:r>
+    </w:p>
+    <w:p>
+      <w:pPr>
+        <w:tabs>
+          <w:tab w:val="right" w:pos="9360"/>
+        </w:tabs>
+        <w:spacing w:before="160"/>
+      </w:pPr>
+      <w:r>
+        <w:rPr>
+          <w:b/>
+          <w:bCs/>
+          <w:sz w:val="22"/>
+          <w:szCs w:val="22"/>
+        </w:rPr>
+        <w:t>VISION APPRAISAL TECHNOLOGY</w:t>
+      </w:r>
+      <w:r>
+        <w:rPr>
+          <w:b/>
+          <w:bCs/>
+        </w:rPr>
+        <w:tab/>
+        <w:t>9/2001 – 12/2007</w:t>
+      </w:r>
+    </w:p>
+    <w:p>
+      <w:pPr>
+        <w:tabs>
+          <w:tab w:val="right" w:pos="9360"/>
+        </w:tabs>
+        <w:spacing w:before="120" w:after="20"/>
+      </w:pPr>
+      <w:r>
+        <w:rPr>
+          <w:b/>
+          <w:bCs/>
+          <w:i/>
+          <w:iCs/>
+          <w:sz w:val="21"/>
+          <w:szCs w:val="21"/>
+        </w:rPr>
+        <w:t>Senior Developer / Information Systems</w:t>
+      </w:r>
+      <w:r>
+        <w:rPr>
+          <w:i/>
+          <w:iCs/>
+          <w:color w:val="595959"/>
+        </w:rPr>
+        <w:tab/>
+      </w:r>
+    </w:p>
+    <w:p>
+      <w:pPr>
+        <w:pStyle w:val="ListParagraph"/>
+        <w:numPr>
+          <w:ilvl w:val="0"/>
+          <w:numId w:val="2"/>
+        </w:numPr>
+        <w:spacing w:after="40"/>
+      </w:pPr>
+      <w:r>
+        <w:t xml:space="preserve">Owned full-lifecycle design and development of enterprise, database-driven applications for the </w:t>
+      </w:r>
+      <w:proofErr w:type="gramStart"/>
+      <w:r>
+        <w:t>Computer</w:t>
+      </w:r>
+      <w:proofErr w:type="gramEnd"/>
+      <w:r>
+        <w:t>-Assisted Mass Appraisal (CAMA) industry.</w:t>
+      </w:r>
+    </w:p>
+    <w:p>
+      <w:pPr>
+        <w:pStyle w:val="ListParagraph"/>
+        <w:numPr>
+          <w:ilvl w:val="0"/>
+          <w:numId w:val="2"/>
+        </w:numPr>
+        <w:spacing w:after="40"/>
+      </w:pPr>
+      <w:r>
+        <w:t>Served as technical project manager and lead developer for the New York City, Washington D.C., and Boston deployments.</w:t>
       </w:r>
     </w:p>
     <w:p>
       <w:pPr>
         <w:pBdr>
-          <w:bottom w:val="single" w:color="1F4E79" w:sz="6" w:space="2"/>
+          <w:bottom w:val="single" w:sz="6" w:space="2" w:color="1F4E79"/>
         </w:pBdr>
-        <w:spacing w:after="100" w:before="240"/>
+        <w:spacing w:before="240" w:after="100"/>
       </w:pPr>
       <w:r>
         <w:rPr>
@@ -812,7 +935,7 @@
           <w:sz w:val="22"/>
           <w:szCs w:val="22"/>
         </w:rPr>
-        <w:t xml:space="preserve">TECHNICAL SKILLS</w:t>
+        <w:t>TECHNICAL SKILLS</w:t>
       </w:r>
     </w:p>
     <w:p>
@@ -827,7 +950,7 @@
         <w:t xml:space="preserve">Engineering:  </w:t>
       </w:r>
       <w:r>
-        <w:t xml:space="preserve">.NET Core / C#, Angular, JavaScript / jQuery, HTML5, Entity Framework / LINQ, REST / Web API</w:t>
+        <w:t>.NET Core / C#, Angular, JavaScript / jQuery, HTML5, Entity Framework / LINQ, REST / Web API</w:t>
       </w:r>
     </w:p>
     <w:p>
@@ -842,7 +965,7 @@
         <w:t xml:space="preserve">Cloud &amp; Infrastructure:  </w:t>
       </w:r>
       <w:r>
-        <w:t xml:space="preserve">Multi-cloud strategy — AWS (EC2), Google Cloud (containers, Vertex AI), Azure (Azure OpenAI); Docker / Docker Compose; Azure DevOps CI/CD; reverse proxy; F5 load balancing with SSL offloading; Linux</w:t>
+        <w:t>Multi-cloud strategy — AWS (EC2), Google Cloud (containers, Vertex AI), Azure (Azure OpenAI); Docker / Docker Compose; Azure DevOps CI/CD; reverse proxy; F5 load balancing with SSL offloading; Linux</w:t>
       </w:r>
     </w:p>
     <w:p>
@@ -857,7 +980,15 @@
         <w:t xml:space="preserve">AI &amp; LLM Engineering:  </w:t>
       </w:r>
       <w:r>
-        <w:t xml:space="preserve">GitHub Copilot (Visual Studio), Google Gemini CLI; AI agent design; built ProcTuner for automated SQL refactoring with data-parity validation and performance benchmarking</w:t>
+        <w:t xml:space="preserve">GitHub Copilot (Visual Studio), Google Gemini CLI; AI agent design; built </w:t>
+      </w:r>
+      <w:proofErr w:type="spellStart"/>
+      <w:r>
+        <w:t>ProcTuner</w:t>
+      </w:r>
+      <w:proofErr w:type="spellEnd"/>
+      <w:r>
+        <w:t xml:space="preserve"> for automated SQL refactoring with data-parity validation and performance benchmarking</w:t>
       </w:r>
     </w:p>
     <w:p>
@@ -872,7 +1003,7 @@
         <w:t xml:space="preserve">Data:  </w:t>
       </w:r>
       <w:r>
-        <w:t xml:space="preserve">SQL Server, Oracle; T-SQL, PL/SQL; ETL; query &amp; performance tuning; data-model-first design</w:t>
+        <w:t>SQL Server, Oracle; T-SQL, PL/SQL; ETL; query &amp; performance tuning; data-model-first design</w:t>
       </w:r>
     </w:p>
     <w:p>
@@ -887,7 +1018,7 @@
         <w:t xml:space="preserve">Security &amp; Compliance:  </w:t>
       </w:r>
       <w:r>
-        <w:t xml:space="preserve">IT owner for SOX &amp; J-SOX controls; application encryption; secure SDLC</w:t>
+        <w:t>IT owner for SOX &amp; J-SOX controls; application encryption; secure SDLC</w:t>
       </w:r>
     </w:p>
     <w:p>
@@ -902,7 +1033,7 @@
         <w:t xml:space="preserve">Integration &amp; Architecture:  </w:t>
       </w:r>
       <w:r>
-        <w:t xml:space="preserve">Microservices &amp; monolithic architectures; SOAP, WCF, and JSON / REST services; EDI, SaaS, and Salesforce integration; solution &amp; enterprise architecture; design patterns; Agile / Scrum; TDD / BDD; code-review governance</w:t>
+        <w:t>Microservices &amp; monolithic architectures; SOAP, WCF, and JSON / REST services; EDI, SaaS, and Salesforce integration; solution &amp; enterprise architecture; design patterns; Agile / Scrum; TDD / BDD; code-review governance</w:t>
       </w:r>
     </w:p>
     <w:p>
@@ -917,15 +1048,15 @@
         <w:t xml:space="preserve">Domain:  </w:t>
       </w:r>
       <w:r>
-        <w:t xml:space="preserve">IT–Finance partnership; forensic accounting; financial-services lending platforms</w:t>
+        <w:t>IT–Finance partnership; forensic accounting; financial-services lending platforms</w:t>
       </w:r>
     </w:p>
     <w:p>
       <w:pPr>
         <w:pBdr>
-          <w:bottom w:val="single" w:color="1F4E79" w:sz="6" w:space="2"/>
+          <w:bottom w:val="single" w:sz="6" w:space="2" w:color="1F4E79"/>
         </w:pBdr>
-        <w:spacing w:after="100" w:before="240"/>
+        <w:spacing w:before="240" w:after="100"/>
       </w:pPr>
       <w:r>
         <w:rPr>
@@ -935,167 +1066,161 @@
           <w:sz w:val="22"/>
           <w:szCs w:val="22"/>
         </w:rPr>
-        <w:t xml:space="preserve">EDUCATION &amp; CERTIFICATIONS</w:t>
-      </w:r>
-    </w:p>
-    <w:p>
-      <w:pPr>
-        <w:pStyle w:val="ListParagraph"/>
-        <w:numPr>
-          <w:ilvl w:val="0"/>
-          <w:numId w:val="2"/>
-        </w:numPr>
-        <w:spacing w:after="40"/>
-      </w:pPr>
-      <w:r>
-        <w:t xml:space="preserve">M.S., Information Systems — University of Phoenix, 2012</w:t>
-      </w:r>
-    </w:p>
-    <w:p>
-      <w:pPr>
-        <w:pStyle w:val="ListParagraph"/>
-        <w:numPr>
-          <w:ilvl w:val="0"/>
-          <w:numId w:val="2"/>
-        </w:numPr>
-        <w:spacing w:after="40"/>
-      </w:pPr>
-      <w:r>
-        <w:t xml:space="preserve">B.A., History — College of the Holy Cross, 2001</w:t>
-      </w:r>
-    </w:p>
-    <w:p>
-      <w:pPr>
-        <w:pStyle w:val="ListParagraph"/>
-        <w:numPr>
-          <w:ilvl w:val="0"/>
-          <w:numId w:val="2"/>
-        </w:numPr>
-        <w:spacing w:after="40"/>
-      </w:pPr>
-      <w:r>
-        <w:t xml:space="preserve">Certified Lease &amp; Finance Professional (CLFP), 2018  •  Certified ScrumMaster, Scrum Alliance, 2010</w:t>
-      </w:r>
-    </w:p>
-    <w:p>
-      <w:pPr>
-        <w:pStyle w:val="ListParagraph"/>
-        <w:numPr>
-          <w:ilvl w:val="0"/>
-          <w:numId w:val="2"/>
-        </w:numPr>
-        <w:spacing w:after="40"/>
-      </w:pPr>
-      <w:r>
-        <w:t xml:space="preserve">Six Sigma Green Belt, Villanova University, 2010  •  Microsoft Certified Application Developer (C#)</w:t>
-      </w:r>
-    </w:p>
-    <w:p>
-      <w:pPr>
-        <w:pStyle w:val="ListParagraph"/>
-        <w:numPr>
-          <w:ilvl w:val="0"/>
-          <w:numId w:val="2"/>
-        </w:numPr>
-        <w:spacing w:after="40"/>
-      </w:pPr>
-      <w:r>
-        <w:t xml:space="preserve">Canon Leadership Institute, 2017</w:t>
+        <w:t>EDUCATION &amp; CERTIFICATIONS</w:t>
+      </w:r>
+    </w:p>
+    <w:p>
+      <w:pPr>
+        <w:pStyle w:val="ListParagraph"/>
+        <w:numPr>
+          <w:ilvl w:val="0"/>
+          <w:numId w:val="2"/>
+        </w:numPr>
+        <w:spacing w:after="40"/>
+      </w:pPr>
+      <w:r>
+        <w:t>M.S., Information Systems — University of Phoenix, 2012</w:t>
+      </w:r>
+    </w:p>
+    <w:p>
+      <w:pPr>
+        <w:pStyle w:val="ListParagraph"/>
+        <w:numPr>
+          <w:ilvl w:val="0"/>
+          <w:numId w:val="2"/>
+        </w:numPr>
+        <w:spacing w:after="40"/>
+      </w:pPr>
+      <w:r>
+        <w:t>B.A., History — College of the Holy Cross, 2001</w:t>
+      </w:r>
+    </w:p>
+    <w:p>
+      <w:pPr>
+        <w:pStyle w:val="ListParagraph"/>
+        <w:numPr>
+          <w:ilvl w:val="0"/>
+          <w:numId w:val="2"/>
+        </w:numPr>
+        <w:spacing w:after="40"/>
+      </w:pPr>
+      <w:r>
+        <w:t xml:space="preserve">Certified Lease &amp; Finance Professional (CLFP), </w:t>
+      </w:r>
+      <w:proofErr w:type="gramStart"/>
+      <w:r>
+        <w:t>2018  •</w:t>
+      </w:r>
+      <w:proofErr w:type="gramEnd"/>
+      <w:r>
+        <w:t xml:space="preserve">  Certified ScrumMaster, Scrum Alliance, 2010</w:t>
+      </w:r>
+    </w:p>
+    <w:p>
+      <w:pPr>
+        <w:pStyle w:val="ListParagraph"/>
+        <w:numPr>
+          <w:ilvl w:val="0"/>
+          <w:numId w:val="2"/>
+        </w:numPr>
+        <w:spacing w:after="40"/>
+      </w:pPr>
+      <w:r>
+        <w:t xml:space="preserve">Six Sigma Green Belt, Villanova University, </w:t>
+      </w:r>
+      <w:proofErr w:type="gramStart"/>
+      <w:r>
+        <w:t>2010  •</w:t>
+      </w:r>
+      <w:proofErr w:type="gramEnd"/>
+      <w:r>
+        <w:t xml:space="preserve">  Microsoft Certified Application Developer (C#)</w:t>
+      </w:r>
+    </w:p>
+    <w:p>
+      <w:pPr>
+        <w:pStyle w:val="ListParagraph"/>
+        <w:numPr>
+          <w:ilvl w:val="0"/>
+          <w:numId w:val="2"/>
+        </w:numPr>
+        <w:spacing w:after="40"/>
+      </w:pPr>
+      <w:r>
+        <w:t>Canon Leadership Institute, 2017</w:t>
       </w:r>
     </w:p>
     <w:sectPr>
-      <w:pgSz w:w="12240" w:h="15840" w:orient="portrait"/>
+      <w:pgSz w:w="12240" w:h="15840"/>
       <w:pgMar w:top="1080" w:right="1080" w:bottom="1080" w:left="1080" w:header="708" w:footer="708" w:gutter="0"/>
-      <w:pgNumType/>
+      <w:cols w:space="720"/>
       <w:docGrid w:linePitch="360"/>
     </w:sectPr>
   </w:body>
 </w:document>
 </file>
 
-<file path=word/comments.xml><?xml version="1.0" encoding="utf-8"?>
-<w:comments xmlns:cx="http://schemas.microsoft.com/office/drawing/2014/chartex" xmlns:cx1="http://schemas.microsoft.com/office/drawing/2015/9/8/chartex" xmlns:cx2="http://schemas.microsoft.com/office/drawing/2015/10/21/chartex" xmlns:cx3="http://schemas.microsoft.com/office/drawing/2016/5/9/chartex" xmlns:cx4="http://schemas.microsoft.com/office/drawing/2016/5/10/chartex" xmlns:cx5="http://schemas.microsoft.com/office/drawing/2016/5/11/chartex" xmlns:cx6="http://schemas.microsoft.com/office/drawing/2016/5/12/chartex" xmlns:cx7="http://schemas.microsoft.com/office/drawing/2016/5/13/chartex" xmlns:cx8="http://schemas.microsoft.com/office/drawing/2016/5/14/chartex" xmlns:mc="http://schemas.openxmlformats.org/markup-compatibility/2006" xmlns:aink="http://schemas.microsoft.com/office/drawing/2016/ink" xmlns:am3d="http://schemas.microsoft.com/office/drawing/2017/model3d" xmlns:o="urn:schemas-microsoft-com:office:office" xmlns:r="http://schemas.openxmlformats.org/officeDocument/2006/relationships" xmlns:m="http://schemas.openxmlformats.org/officeDocument/2006/math" xmlns:v="urn:schemas-microsoft-com:vml" xmlns:wp14="http://schemas.microsoft.com/office/word/2010/wordprocessingDrawing" xmlns:wp="http://schemas.openxmlformats.org/drawingml/2006/wordprocessingDrawing" xmlns:w10="urn:schemas-microsoft-com:office:word" xmlns:w="http://schemas.openxmlformats.org/wordprocessingml/2006/main" xmlns:w14="http://schemas.microsoft.com/office/word/2010/wordml" xmlns:w15="http://schemas.microsoft.com/office/word/2012/wordml" xmlns:w16cex="http://schemas.microsoft.com/office/word/2018/wordml/cex" xmlns:w16cid="http://schemas.microsoft.com/office/word/2016/wordml/cid" xmlns:w16="http://schemas.microsoft.com/office/word/2018/wordml" xmlns:w16sdtdh="http://schemas.microsoft.com/office/word/2020/wordml/sdtdatahash" xmlns:w16se="http://schemas.microsoft.com/office/word/2015/wordml/symex" xmlns:wpg="http://schemas.microsoft.com/office/word/2010/wordprocessingGroup" xmlns:wpi="http://schemas.microsoft.com/office/word/2010/wordprocessingInk" xmlns:wne="http://schemas.microsoft.com/office/word/2006/wordml" xmlns:wps="http://schemas.microsoft.com/office/word/2010/wordprocessingShape"/>
-</file>
-
-<file path=word/endnotes.xml><?xml version="1.0" encoding="utf-8"?>
-<w:endnotes xmlns:wpc="http://schemas.microsoft.com/office/word/2010/wordprocessingCanvas" xmlns:mc="http://schemas.openxmlformats.org/markup-compatibility/2006" xmlns:o="urn:schemas-microsoft-com:office:office" xmlns:r="http://schemas.openxmlformats.org/officeDocument/2006/relationships" xmlns:m="http://schemas.openxmlformats.org/officeDocument/2006/math" xmlns:v="urn:schemas-microsoft-com:vml" xmlns:wp14="http://schemas.microsoft.com/office/word/2010/wordprocessingDrawing" xmlns:wp="http://schemas.openxmlformats.org/drawingml/2006/wordprocessingDrawing" xmlns:w10="urn:schemas-microsoft-com:office:word" xmlns:w="http://schemas.openxmlformats.org/wordprocessingml/2006/main" xmlns:w14="http://schemas.microsoft.com/office/word/2010/wordml" xmlns:w15="http://schemas.microsoft.com/office/word/2012/wordml" xmlns:wpg="http://schemas.microsoft.com/office/word/2010/wordprocessingGroup" xmlns:wpi="http://schemas.microsoft.com/office/word/2010/wordprocessingInk" xmlns:wne="http://schemas.microsoft.com/office/word/2006/wordml" xmlns:wps="http://schemas.microsoft.com/office/word/2010/wordprocessingShape" mc:Ignorable="w14 w15 wp14">
-  <w:endnote w:type="separator" w:id="-1">
-    <w:p>
-      <w:pPr>
-        <w:spacing w:after="0" w:line="240" w:lineRule="auto"/>
-      </w:pPr>
-      <w:r>
-        <w:rPr>
-          <w:rStyle w:val="EndnoteReference"/>
-        </w:rPr>
-        <w:endnoteRef/>
-      </w:r>
-      <w:r>
-        <w:separator/>
-      </w:r>
-    </w:p>
-  </w:endnote>
-  <w:endnote w:type="continuationSeparator" w:id="0">
-    <w:p>
-      <w:pPr>
-        <w:spacing w:after="0" w:line="240" w:lineRule="auto"/>
-      </w:pPr>
-      <w:r>
-        <w:rPr>
-          <w:rStyle w:val="EndnoteReference"/>
-        </w:rPr>
-        <w:endnoteRef/>
-      </w:r>
-      <w:r>
-        <w:continuationSeparator/>
-      </w:r>
-    </w:p>
-  </w:endnote>
-</w:endnotes>
-</file>
-
-<file path=word/footnotes.xml><?xml version="1.0" encoding="utf-8"?>
-<w:footnotes xmlns:wpc="http://schemas.microsoft.com/office/word/2010/wordprocessingCanvas" xmlns:mc="http://schemas.openxmlformats.org/markup-compatibility/2006" xmlns:o="urn:schemas-microsoft-com:office:office" xmlns:r="http://schemas.openxmlformats.org/officeDocument/2006/relationships" xmlns:m="http://schemas.openxmlformats.org/officeDocument/2006/math" xmlns:v="urn:schemas-microsoft-com:vml" xmlns:wp14="http://schemas.microsoft.com/office/word/2010/wordprocessingDrawing" xmlns:wp="http://schemas.openxmlformats.org/drawingml/2006/wordprocessingDrawing" xmlns:w10="urn:schemas-microsoft-com:office:word" xmlns:w="http://schemas.openxmlformats.org/wordprocessingml/2006/main" xmlns:w14="http://schemas.microsoft.com/office/word/2010/wordml" xmlns:w15="http://schemas.microsoft.com/office/word/2012/wordml" xmlns:wpg="http://schemas.microsoft.com/office/word/2010/wordprocessingGroup" xmlns:wpi="http://schemas.microsoft.com/office/word/2010/wordprocessingInk" xmlns:wne="http://schemas.microsoft.com/office/word/2006/wordml" xmlns:wps="http://schemas.microsoft.com/office/word/2010/wordprocessingShape" mc:Ignorable="w14 w15 wp14">
-  <w:footnote w:type="separator" w:id="-1">
-    <w:p>
-      <w:pPr>
-        <w:spacing w:after="0" w:line="240" w:lineRule="auto"/>
-      </w:pPr>
-      <w:r>
-        <w:rPr>
-          <w:rStyle w:val="FootnoteReference"/>
-        </w:rPr>
-        <w:footnoteRef/>
-      </w:r>
-      <w:r>
-        <w:separator/>
-      </w:r>
-    </w:p>
-  </w:footnote>
-  <w:footnote w:type="continuationSeparator" w:id="0">
-    <w:p>
-      <w:pPr>
-        <w:spacing w:after="0" w:line="240" w:lineRule="auto"/>
-      </w:pPr>
-      <w:r>
-        <w:rPr>
-          <w:rStyle w:val="FootnoteReference"/>
-        </w:rPr>
-        <w:footnoteRef/>
-      </w:r>
-      <w:r>
-        <w:continuationSeparator/>
-      </w:r>
-    </w:p>
-  </w:footnote>
-</w:footnotes>
-</file>
-
 <file path=word/numbering.xml><?xml version="1.0" encoding="utf-8"?>
-<w:numbering xmlns:wpc="http://schemas.microsoft.com/office/word/2010/wordprocessingCanvas" xmlns:mc="http://schemas.openxmlformats.org/markup-compatibility/2006" xmlns:o="urn:schemas-microsoft-com:office:office" xmlns:r="http://schemas.openxmlformats.org/officeDocument/2006/relationships" xmlns:m="http://schemas.openxmlformats.org/officeDocument/2006/math" xmlns:v="urn:schemas-microsoft-com:vml" xmlns:wp14="http://schemas.microsoft.com/office/word/2010/wordprocessingDrawing" xmlns:wp="http://schemas.openxmlformats.org/drawingml/2006/wordprocessingDrawing" xmlns:w10="urn:schemas-microsoft-com:office:word" xmlns:w="http://schemas.openxmlformats.org/wordprocessingml/2006/main" xmlns:w14="http://schemas.microsoft.com/office/word/2010/wordml" xmlns:w15="http://schemas.microsoft.com/office/word/2012/wordml" xmlns:wpg="http://schemas.microsoft.com/office/word/2010/wordprocessingGroup" xmlns:wpi="http://schemas.microsoft.com/office/word/2010/wordprocessingInk" xmlns:wne="http://schemas.microsoft.com/office/word/2006/wordml" xmlns:wps="http://schemas.microsoft.com/office/word/2010/wordprocessingShape" mc:Ignorable="w14 w15 wp14">
+<w:numbering xmlns:wpc="http://schemas.microsoft.com/office/word/2010/wordprocessingCanvas" xmlns:cx="http://schemas.microsoft.com/office/drawing/2014/chartex" xmlns:cx1="http://schemas.microsoft.com/office/drawing/2015/9/8/chartex" xmlns:cx2="http://schemas.microsoft.com/office/drawing/2015/10/21/chartex" xmlns:cx3="http://schemas.microsoft.com/office/drawing/2016/5/9/chartex" xmlns:cx4="http://schemas.microsoft.com/office/drawing/2016/5/10/chartex" xmlns:cx5="http://schemas.microsoft.com/office/drawing/2016/5/11/chartex" xmlns:cx6="http://schemas.microsoft.com/office/drawing/2016/5/12/chartex" xmlns:cx7="http://schemas.microsoft.com/office/drawing/2016/5/13/chartex" xmlns:cx8="http://schemas.microsoft.com/office/drawing/2016/5/14/chartex" xmlns:mc="http://schemas.openxmlformats.org/markup-compatibility/2006" xmlns:m="http://schemas.openxmlformats.org/officeDocument/2006/math" xmlns:aink="http://schemas.microsoft.com/office/drawing/2016/ink" xmlns:am3d="http://schemas.microsoft.com/office/drawing/2017/model3d" xmlns:oel="http://schemas.microsoft.com/office/2019/extlst" xmlns:r="http://schemas.openxmlformats.org/officeDocument/2006/relationships" xmlns:wp14="http://schemas.microsoft.com/office/word/2010/wordprocessingDrawing" xmlns:wp="http://schemas.openxmlformats.org/drawingml/2006/wordprocessingDrawing" xmlns:wpg="http://schemas.microsoft.com/office/word/2010/wordprocessingGroup" xmlns:wpi="http://schemas.microsoft.com/office/word/2010/wordprocessingInk" xmlns:wps="http://schemas.microsoft.com/office/word/2010/wordprocessingShape" xmlns:o="urn:schemas-microsoft-com:office:office" xmlns:v="urn:schemas-microsoft-com:vml" xmlns:w10="urn:schemas-microsoft-com:office:word" xmlns:w="http://schemas.openxmlformats.org/wordprocessingml/2006/main" xmlns:w14="http://schemas.microsoft.com/office/word/2010/wordml" xmlns:w15="http://schemas.microsoft.com/office/word/2012/wordml" xmlns:w16cex="http://schemas.microsoft.com/office/word/2018/wordml/cex" xmlns:w16cid="http://schemas.microsoft.com/office/word/2016/wordml/cid" xmlns:w16="http://schemas.microsoft.com/office/word/2018/wordml" xmlns:w16sdtdh="http://schemas.microsoft.com/office/word/2020/wordml/sdtdatahash" xmlns:w16sdtfl="http://schemas.microsoft.com/office/word/2024/wordml/sdtformatlock" xmlns:w16se="http://schemas.microsoft.com/office/word/2015/wordml/symex" xmlns:w16du="http://schemas.microsoft.com/office/word/2023/wordml/word16du" xmlns:wne="http://schemas.microsoft.com/office/word/2006/wordml" mc:Ignorable="w14 w15 w16se w16cid w16 w16cex w16sdtdh w16sdtfl w16du wp14">
+  <w:abstractNum w:abstractNumId="0" w15:restartNumberingAfterBreak="0">
+    <w:nsid w:val="1B216ECC"/>
+    <w:multiLevelType w:val="hybridMultilevel"/>
+    <w:tmpl w:val="AFAC03B0"/>
+    <w:lvl w:ilvl="0" w:tplc="B31EF270">
+      <w:start w:val="1"/>
+      <w:numFmt w:val="bullet"/>
+      <w:lvlText w:val="•"/>
+      <w:lvlJc w:val="left"/>
+      <w:pPr>
+        <w:ind w:left="360" w:hanging="200"/>
+      </w:pPr>
+    </w:lvl>
+    <w:lvl w:ilvl="1" w:tplc="572C8E3A">
+      <w:numFmt w:val="decimal"/>
+      <w:lvlText w:val=""/>
+      <w:lvlJc w:val="left"/>
+    </w:lvl>
+    <w:lvl w:ilvl="2" w:tplc="EB9EB54E">
+      <w:numFmt w:val="decimal"/>
+      <w:lvlText w:val=""/>
+      <w:lvlJc w:val="left"/>
+    </w:lvl>
+    <w:lvl w:ilvl="3" w:tplc="F4DEAE36">
+      <w:numFmt w:val="decimal"/>
+      <w:lvlText w:val=""/>
+      <w:lvlJc w:val="left"/>
+    </w:lvl>
+    <w:lvl w:ilvl="4" w:tplc="D3F605B4">
+      <w:numFmt w:val="decimal"/>
+      <w:lvlText w:val=""/>
+      <w:lvlJc w:val="left"/>
+    </w:lvl>
+    <w:lvl w:ilvl="5" w:tplc="4B185898">
+      <w:numFmt w:val="decimal"/>
+      <w:lvlText w:val=""/>
+      <w:lvlJc w:val="left"/>
+    </w:lvl>
+    <w:lvl w:ilvl="6" w:tplc="3A7ACB8C">
+      <w:numFmt w:val="decimal"/>
+      <w:lvlText w:val=""/>
+      <w:lvlJc w:val="left"/>
+    </w:lvl>
+    <w:lvl w:ilvl="7" w:tplc="6E54E42E">
+      <w:numFmt w:val="decimal"/>
+      <w:lvlText w:val=""/>
+      <w:lvlJc w:val="left"/>
+    </w:lvl>
+    <w:lvl w:ilvl="8" w:tplc="628AC204">
+      <w:numFmt w:val="decimal"/>
+      <w:lvlText w:val=""/>
+      <w:lvlJc w:val="left"/>
+    </w:lvl>
+  </w:abstractNum>
   <w:abstractNum w:abstractNumId="1" w15:restartNumberingAfterBreak="0">
+    <w:nsid w:val="6481036E"/>
     <w:multiLevelType w:val="hybridMultilevel"/>
-    <w:lvl w:ilvl="0" w15:tentative="1">
+    <w:tmpl w:val="EE583370"/>
+    <w:lvl w:ilvl="0" w:tplc="DAAA56B0">
       <w:start w:val="1"/>
       <w:numFmt w:val="bullet"/>
       <w:lvlText w:val="●"/>
@@ -1104,7 +1229,7 @@
         <w:ind w:left="720" w:hanging="360"/>
       </w:pPr>
     </w:lvl>
-    <w:lvl w:ilvl="1" w15:tentative="1">
+    <w:lvl w:ilvl="1" w:tplc="FC0C05AA">
       <w:start w:val="1"/>
       <w:numFmt w:val="bullet"/>
       <w:lvlText w:val="○"/>
@@ -1113,7 +1238,7 @@
         <w:ind w:left="1440" w:hanging="360"/>
       </w:pPr>
     </w:lvl>
-    <w:lvl w:ilvl="2" w15:tentative="1">
+    <w:lvl w:ilvl="2" w:tplc="AF98FF8C">
       <w:start w:val="1"/>
       <w:numFmt w:val="bullet"/>
       <w:lvlText w:val="■"/>
@@ -1122,7 +1247,7 @@
         <w:ind w:left="2160" w:hanging="360"/>
       </w:pPr>
     </w:lvl>
-    <w:lvl w:ilvl="3" w15:tentative="1">
+    <w:lvl w:ilvl="3" w:tplc="43B62530">
       <w:start w:val="1"/>
       <w:numFmt w:val="bullet"/>
       <w:lvlText w:val="●"/>
@@ -1131,7 +1256,7 @@
         <w:ind w:left="2880" w:hanging="360"/>
       </w:pPr>
     </w:lvl>
-    <w:lvl w:ilvl="4" w15:tentative="1">
+    <w:lvl w:ilvl="4" w:tplc="129A1A26">
       <w:start w:val="1"/>
       <w:numFmt w:val="bullet"/>
       <w:lvlText w:val="○"/>
@@ -1140,7 +1265,7 @@
         <w:ind w:left="3600" w:hanging="360"/>
       </w:pPr>
     </w:lvl>
-    <w:lvl w:ilvl="5" w15:tentative="1">
+    <w:lvl w:ilvl="5" w:tplc="98521FAC">
       <w:start w:val="1"/>
       <w:numFmt w:val="bullet"/>
       <w:lvlText w:val="■"/>
@@ -1149,7 +1274,7 @@
         <w:ind w:left="4320" w:hanging="360"/>
       </w:pPr>
     </w:lvl>
-    <w:lvl w:ilvl="6" w15:tentative="1">
+    <w:lvl w:ilvl="6" w:tplc="60506040">
       <w:start w:val="1"/>
       <w:numFmt w:val="bullet"/>
       <w:lvlText w:val="●"/>
@@ -1158,7 +1283,7 @@
         <w:ind w:left="5040" w:hanging="360"/>
       </w:pPr>
     </w:lvl>
-    <w:lvl w:ilvl="7" w15:tentative="1">
+    <w:lvl w:ilvl="7" w:tplc="D842F21A">
       <w:start w:val="1"/>
       <w:numFmt w:val="bullet"/>
       <w:lvlText w:val="●"/>
@@ -1167,7 +1292,7 @@
         <w:ind w:left="5760" w:hanging="360"/>
       </w:pPr>
     </w:lvl>
-    <w:lvl w:ilvl="8" w15:tentative="1">
+    <w:lvl w:ilvl="8" w:tplc="982E947C">
       <w:start w:val="1"/>
       <w:numFmt w:val="bullet"/>
       <w:lvlText w:val="●"/>
@@ -1177,26 +1302,14 @@
       </w:pPr>
     </w:lvl>
   </w:abstractNum>
-  <w:abstractNum w:abstractNumId="2" w15:restartNumberingAfterBreak="0">
-    <w:multiLevelType w:val="hybridMultilevel"/>
-    <w:lvl w:ilvl="0" w15:tentative="1">
-      <w:start w:val="1"/>
-      <w:numFmt w:val="bullet"/>
-      <w:lvlText w:val="•"/>
-      <w:lvlJc w:val="left"/>
-      <w:pPr>
-        <w:ind w:left="360" w:hanging="200"/>
-      </w:pPr>
-    </w:lvl>
-  </w:abstractNum>
-  <w:num w:numId="1">
+  <w:num w:numId="1" w16cid:durableId="1229992816">
     <w:abstractNumId w:val="1"/>
     <w:lvlOverride w:ilvl="0">
       <w:startOverride w:val="1"/>
     </w:lvlOverride>
   </w:num>
-  <w:num w:numId="2">
-    <w:abstractNumId w:val="2"/>
+  <w:num w:numId="2" w16cid:durableId="1028489087">
+    <w:abstractNumId w:val="0"/>
     <w:lvlOverride w:ilvl="0">
       <w:startOverride w:val="1"/>
     </w:lvlOverride>
@@ -1205,32 +1318,405 @@
 </file>
 
 <file path=word/styles.xml><?xml version="1.0" encoding="utf-8"?>
-<w:styles xmlns:mc="http://schemas.openxmlformats.org/markup-compatibility/2006" xmlns:r="http://schemas.openxmlformats.org/officeDocument/2006/relationships" xmlns:w="http://schemas.openxmlformats.org/wordprocessingml/2006/main" xmlns:w14="http://schemas.microsoft.com/office/word/2010/wordml" xmlns:w15="http://schemas.microsoft.com/office/word/2012/wordml" mc:Ignorable="w14 w15">
+<w:styles xmlns:mc="http://schemas.openxmlformats.org/markup-compatibility/2006" xmlns:r="http://schemas.openxmlformats.org/officeDocument/2006/relationships" xmlns:w="http://schemas.openxmlformats.org/wordprocessingml/2006/main" xmlns:w14="http://schemas.microsoft.com/office/word/2010/wordml" xmlns:w15="http://schemas.microsoft.com/office/word/2012/wordml" xmlns:w16cex="http://schemas.microsoft.com/office/word/2018/wordml/cex" xmlns:w16cid="http://schemas.microsoft.com/office/word/2016/wordml/cid" xmlns:w16="http://schemas.microsoft.com/office/word/2018/wordml" xmlns:w16sdtdh="http://schemas.microsoft.com/office/word/2020/wordml/sdtdatahash" xmlns:w16sdtfl="http://schemas.microsoft.com/office/word/2024/wordml/sdtformatlock" xmlns:w16se="http://schemas.microsoft.com/office/word/2015/wordml/symex" xmlns:w16du="http://schemas.microsoft.com/office/word/2023/wordml/word16du" mc:Ignorable="w14 w15 w16se w16cid w16 w16cex w16sdtdh w16sdtfl w16du">
   <w:docDefaults>
     <w:rPrDefault>
       <w:rPr>
-        <w:rFonts w:ascii="Arial" w:cs="Arial" w:eastAsia="Arial" w:hAnsi="Arial"/>
-        <w:sz w:val="20"/>
-        <w:szCs w:val="20"/>
+        <w:rFonts w:ascii="Arial" w:eastAsia="Arial" w:hAnsi="Arial" w:cs="Arial"/>
+        <w:lang w:val="en-US" w:eastAsia="en-US" w:bidi="ar-SA"/>
       </w:rPr>
     </w:rPrDefault>
     <w:pPrDefault/>
   </w:docDefaults>
-  <w:style w:type="paragraph" w:styleId="Title">
-    <w:name w:val="Title"/>
-    <w:basedOn w:val="Normal"/>
-    <w:next w:val="Normal"/>
+  <w:latentStyles w:defLockedState="0" w:defUIPriority="99" w:defSemiHidden="0" w:defUnhideWhenUsed="0" w:defQFormat="0" w:count="376">
+    <w:lsdException w:name="Normal" w:uiPriority="0" w:qFormat="1"/>
+    <w:lsdException w:name="heading 1" w:uiPriority="9" w:qFormat="1"/>
+    <w:lsdException w:name="heading 2" w:semiHidden="1" w:uiPriority="9" w:unhideWhenUsed="1" w:qFormat="1"/>
+    <w:lsdException w:name="heading 3" w:semiHidden="1" w:uiPriority="9" w:unhideWhenUsed="1" w:qFormat="1"/>
+    <w:lsdException w:name="heading 4" w:semiHidden="1" w:uiPriority="9" w:unhideWhenUsed="1" w:qFormat="1"/>
+    <w:lsdException w:name="heading 5" w:semiHidden="1" w:uiPriority="9" w:unhideWhenUsed="1" w:qFormat="1"/>
+    <w:lsdException w:name="heading 6" w:semiHidden="1" w:uiPriority="9" w:unhideWhenUsed="1" w:qFormat="1"/>
+    <w:lsdException w:name="heading 7" w:semiHidden="1" w:uiPriority="9" w:unhideWhenUsed="1" w:qFormat="1"/>
+    <w:lsdException w:name="heading 8" w:semiHidden="1" w:uiPriority="9" w:unhideWhenUsed="1" w:qFormat="1"/>
+    <w:lsdException w:name="heading 9" w:semiHidden="1" w:uiPriority="9" w:unhideWhenUsed="1" w:qFormat="1"/>
+    <w:lsdException w:name="index 1" w:semiHidden="1" w:unhideWhenUsed="1"/>
+    <w:lsdException w:name="index 2" w:semiHidden="1" w:unhideWhenUsed="1"/>
+    <w:lsdException w:name="index 3" w:semiHidden="1" w:unhideWhenUsed="1"/>
+    <w:lsdException w:name="index 4" w:semiHidden="1" w:unhideWhenUsed="1"/>
+    <w:lsdException w:name="index 5" w:semiHidden="1" w:unhideWhenUsed="1"/>
+    <w:lsdException w:name="index 6" w:semiHidden="1" w:unhideWhenUsed="1"/>
+    <w:lsdException w:name="index 7" w:semiHidden="1" w:unhideWhenUsed="1"/>
+    <w:lsdException w:name="index 8" w:semiHidden="1" w:unhideWhenUsed="1"/>
+    <w:lsdException w:name="index 9" w:semiHidden="1" w:unhideWhenUsed="1"/>
+    <w:lsdException w:name="toc 1" w:semiHidden="1" w:uiPriority="39" w:unhideWhenUsed="1"/>
+    <w:lsdException w:name="toc 2" w:semiHidden="1" w:uiPriority="39" w:unhideWhenUsed="1"/>
+    <w:lsdException w:name="toc 3" w:semiHidden="1" w:uiPriority="39" w:unhideWhenUsed="1"/>
+    <w:lsdException w:name="toc 4" w:semiHidden="1" w:uiPriority="39" w:unhideWhenUsed="1"/>
+    <w:lsdException w:name="toc 5" w:semiHidden="1" w:uiPriority="39" w:unhideWhenUsed="1"/>
+    <w:lsdException w:name="toc 6" w:semiHidden="1" w:uiPriority="39" w:unhideWhenUsed="1"/>
+    <w:lsdException w:name="toc 7" w:semiHidden="1" w:uiPriority="39" w:unhideWhenUsed="1"/>
+    <w:lsdException w:name="toc 8" w:semiHidden="1" w:uiPriority="39" w:unhideWhenUsed="1"/>
+    <w:lsdException w:name="toc 9" w:semiHidden="1" w:uiPriority="39" w:unhideWhenUsed="1"/>
+    <w:lsdException w:name="Normal Indent" w:semiHidden="1" w:unhideWhenUsed="1"/>
+    <w:lsdException w:name="footnote text" w:semiHidden="1" w:unhideWhenUsed="1"/>
+    <w:lsdException w:name="annotation text" w:semiHidden="1" w:unhideWhenUsed="1"/>
+    <w:lsdException w:name="header" w:semiHidden="1" w:unhideWhenUsed="1"/>
+    <w:lsdException w:name="footer" w:semiHidden="1" w:unhideWhenUsed="1"/>
+    <w:lsdException w:name="index heading" w:semiHidden="1" w:unhideWhenUsed="1"/>
+    <w:lsdException w:name="caption" w:semiHidden="1" w:uiPriority="35" w:unhideWhenUsed="1" w:qFormat="1"/>
+    <w:lsdException w:name="table of figures" w:semiHidden="1" w:unhideWhenUsed="1"/>
+    <w:lsdException w:name="envelope address" w:semiHidden="1" w:unhideWhenUsed="1"/>
+    <w:lsdException w:name="envelope return" w:semiHidden="1" w:unhideWhenUsed="1"/>
+    <w:lsdException w:name="footnote reference" w:semiHidden="1" w:unhideWhenUsed="1"/>
+    <w:lsdException w:name="annotation reference" w:semiHidden="1" w:unhideWhenUsed="1"/>
+    <w:lsdException w:name="line number" w:semiHidden="1" w:unhideWhenUsed="1"/>
+    <w:lsdException w:name="page number" w:semiHidden="1" w:unhideWhenUsed="1"/>
+    <w:lsdException w:name="endnote reference" w:semiHidden="1" w:unhideWhenUsed="1"/>
+    <w:lsdException w:name="endnote text" w:semiHidden="1" w:unhideWhenUsed="1"/>
+    <w:lsdException w:name="table of authorities" w:semiHidden="1" w:unhideWhenUsed="1"/>
+    <w:lsdException w:name="macro" w:semiHidden="1" w:unhideWhenUsed="1"/>
+    <w:lsdException w:name="toa heading" w:semiHidden="1" w:unhideWhenUsed="1"/>
+    <w:lsdException w:name="List" w:semiHidden="1" w:unhideWhenUsed="1"/>
+    <w:lsdException w:name="List Bullet" w:semiHidden="1" w:unhideWhenUsed="1"/>
+    <w:lsdException w:name="List Number" w:semiHidden="1" w:unhideWhenUsed="1"/>
+    <w:lsdException w:name="List 2" w:semiHidden="1" w:unhideWhenUsed="1"/>
+    <w:lsdException w:name="List 3" w:semiHidden="1" w:unhideWhenUsed="1"/>
+    <w:lsdException w:name="List 4" w:semiHidden="1" w:unhideWhenUsed="1"/>
+    <w:lsdException w:name="List 5" w:semiHidden="1" w:unhideWhenUsed="1"/>
+    <w:lsdException w:name="List Bullet 2" w:semiHidden="1" w:unhideWhenUsed="1"/>
+    <w:lsdException w:name="List Bullet 3" w:semiHidden="1" w:unhideWhenUsed="1"/>
+    <w:lsdException w:name="List Bullet 4" w:semiHidden="1" w:unhideWhenUsed="1"/>
+    <w:lsdException w:name="List Bullet 5" w:semiHidden="1" w:unhideWhenUsed="1"/>
+    <w:lsdException w:name="List Number 2" w:semiHidden="1" w:unhideWhenUsed="1"/>
+    <w:lsdException w:name="List Number 3" w:semiHidden="1" w:unhideWhenUsed="1"/>
+    <w:lsdException w:name="List Number 4" w:semiHidden="1" w:unhideWhenUsed="1"/>
+    <w:lsdException w:name="List Number 5" w:semiHidden="1" w:unhideWhenUsed="1"/>
+    <w:lsdException w:name="Title" w:uiPriority="10" w:qFormat="1"/>
+    <w:lsdException w:name="Closing" w:semiHidden="1" w:unhideWhenUsed="1"/>
+    <w:lsdException w:name="Signature" w:semiHidden="1" w:unhideWhenUsed="1"/>
+    <w:lsdException w:name="Default Paragraph Font" w:semiHidden="1" w:uiPriority="1" w:unhideWhenUsed="1"/>
+    <w:lsdException w:name="Body Text" w:semiHidden="1" w:unhideWhenUsed="1"/>
+    <w:lsdException w:name="Body Text Indent" w:semiHidden="1" w:unhideWhenUsed="1"/>
+    <w:lsdException w:name="List Continue" w:semiHidden="1" w:unhideWhenUsed="1"/>
+    <w:lsdException w:name="List Continue 2" w:semiHidden="1" w:unhideWhenUsed="1"/>
+    <w:lsdException w:name="List Continue 3" w:semiHidden="1" w:unhideWhenUsed="1"/>
+    <w:lsdException w:name="List Continue 4" w:semiHidden="1" w:unhideWhenUsed="1"/>
+    <w:lsdException w:name="List Continue 5" w:semiHidden="1" w:unhideWhenUsed="1"/>
+    <w:lsdException w:name="Message Header" w:semiHidden="1" w:unhideWhenUsed="1"/>
+    <w:lsdException w:name="Subtitle" w:uiPriority="11" w:qFormat="1"/>
+    <w:lsdException w:name="Salutation" w:semiHidden="1" w:unhideWhenUsed="1"/>
+    <w:lsdException w:name="Date" w:semiHidden="1" w:unhideWhenUsed="1"/>
+    <w:lsdException w:name="Body Text First Indent" w:semiHidden="1" w:unhideWhenUsed="1"/>
+    <w:lsdException w:name="Body Text First Indent 2" w:semiHidden="1" w:unhideWhenUsed="1"/>
+    <w:lsdException w:name="Note Heading" w:semiHidden="1" w:unhideWhenUsed="1"/>
+    <w:lsdException w:name="Body Text 2" w:semiHidden="1" w:unhideWhenUsed="1"/>
+    <w:lsdException w:name="Body Text 3" w:semiHidden="1" w:unhideWhenUsed="1"/>
+    <w:lsdException w:name="Body Text Indent 2" w:semiHidden="1" w:unhideWhenUsed="1"/>
+    <w:lsdException w:name="Body Text Indent 3" w:semiHidden="1" w:unhideWhenUsed="1"/>
+    <w:lsdException w:name="Block Text" w:semiHidden="1" w:unhideWhenUsed="1"/>
+    <w:lsdException w:name="Hyperlink" w:semiHidden="1" w:unhideWhenUsed="1"/>
+    <w:lsdException w:name="FollowedHyperlink" w:semiHidden="1" w:unhideWhenUsed="1"/>
+    <w:lsdException w:name="Strong" w:uiPriority="22" w:qFormat="1"/>
+    <w:lsdException w:name="Emphasis" w:uiPriority="20" w:qFormat="1"/>
+    <w:lsdException w:name="Document Map" w:semiHidden="1" w:unhideWhenUsed="1"/>
+    <w:lsdException w:name="Plain Text" w:semiHidden="1" w:unhideWhenUsed="1"/>
+    <w:lsdException w:name="E-mail Signature" w:semiHidden="1" w:unhideWhenUsed="1"/>
+    <w:lsdException w:name="HTML Top of Form" w:semiHidden="1" w:unhideWhenUsed="1"/>
+    <w:lsdException w:name="HTML Bottom of Form" w:semiHidden="1" w:unhideWhenUsed="1"/>
+    <w:lsdException w:name="Normal (Web)" w:semiHidden="1" w:unhideWhenUsed="1"/>
+    <w:lsdException w:name="HTML Acronym" w:semiHidden="1" w:unhideWhenUsed="1"/>
+    <w:lsdException w:name="HTML Address" w:semiHidden="1" w:unhideWhenUsed="1"/>
+    <w:lsdException w:name="HTML Cite" w:semiHidden="1" w:unhideWhenUsed="1"/>
+    <w:lsdException w:name="HTML Code" w:semiHidden="1" w:unhideWhenUsed="1"/>
+    <w:lsdException w:name="HTML Definition" w:semiHidden="1" w:unhideWhenUsed="1"/>
+    <w:lsdException w:name="HTML Keyboard" w:semiHidden="1" w:unhideWhenUsed="1"/>
+    <w:lsdException w:name="HTML Preformatted" w:semiHidden="1" w:unhideWhenUsed="1"/>
+    <w:lsdException w:name="HTML Sample" w:semiHidden="1" w:unhideWhenUsed="1"/>
+    <w:lsdException w:name="HTML Typewriter" w:semiHidden="1" w:unhideWhenUsed="1"/>
+    <w:lsdException w:name="HTML Variable" w:semiHidden="1" w:unhideWhenUsed="1"/>
+    <w:lsdException w:name="Normal Table" w:semiHidden="1" w:unhideWhenUsed="1"/>
+    <w:lsdException w:name="annotation subject" w:semiHidden="1" w:unhideWhenUsed="1"/>
+    <w:lsdException w:name="No List" w:semiHidden="1" w:unhideWhenUsed="1"/>
+    <w:lsdException w:name="Outline List 1" w:semiHidden="1" w:unhideWhenUsed="1"/>
+    <w:lsdException w:name="Outline List 2" w:semiHidden="1" w:unhideWhenUsed="1"/>
+    <w:lsdException w:name="Outline List 3" w:semiHidden="1" w:unhideWhenUsed="1"/>
+    <w:lsdException w:name="Table Simple 1" w:semiHidden="1" w:unhideWhenUsed="1"/>
+    <w:lsdException w:name="Table Simple 2" w:semiHidden="1" w:unhideWhenUsed="1"/>
+    <w:lsdException w:name="Table Simple 3" w:semiHidden="1" w:unhideWhenUsed="1"/>
+    <w:lsdException w:name="Table Classic 1" w:semiHidden="1" w:unhideWhenUsed="1"/>
+    <w:lsdException w:name="Table Classic 2" w:semiHidden="1" w:unhideWhenUsed="1"/>
+    <w:lsdException w:name="Table Classic 3" w:semiHidden="1" w:unhideWhenUsed="1"/>
+    <w:lsdException w:name="Table Classic 4" w:semiHidden="1" w:unhideWhenUsed="1"/>
+    <w:lsdException w:name="Table Colorful 1" w:semiHidden="1" w:unhideWhenUsed="1"/>
+    <w:lsdException w:name="Table Colorful 2" w:semiHidden="1" w:unhideWhenUsed="1"/>
+    <w:lsdException w:name="Table Colorful 3" w:semiHidden="1" w:unhideWhenUsed="1"/>
+    <w:lsdException w:name="Table Columns 1" w:semiHidden="1" w:unhideWhenUsed="1"/>
+    <w:lsdException w:name="Table Columns 2" w:semiHidden="1" w:unhideWhenUsed="1"/>
+    <w:lsdException w:name="Table Columns 3" w:semiHidden="1" w:unhideWhenUsed="1"/>
+    <w:lsdException w:name="Table Columns 4" w:semiHidden="1" w:unhideWhenUsed="1"/>
+    <w:lsdException w:name="Table Columns 5" w:semiHidden="1" w:unhideWhenUsed="1"/>
+    <w:lsdException w:name="Table Grid 1" w:semiHidden="1" w:unhideWhenUsed="1"/>
+    <w:lsdException w:name="Table Grid 2" w:semiHidden="1" w:unhideWhenUsed="1"/>
+    <w:lsdException w:name="Table Grid 3" w:semiHidden="1" w:unhideWhenUsed="1"/>
+    <w:lsdException w:name="Table Grid 4" w:semiHidden="1" w:unhideWhenUsed="1"/>
+    <w:lsdException w:name="Table Grid 5" w:semiHidden="1" w:unhideWhenUsed="1"/>
+    <w:lsdException w:name="Table Grid 6" w:semiHidden="1" w:unhideWhenUsed="1"/>
+    <w:lsdException w:name="Table Grid 7" w:semiHidden="1" w:unhideWhenUsed="1"/>
+    <w:lsdException w:name="Table Grid 8" w:semiHidden="1" w:unhideWhenUsed="1"/>
+    <w:lsdException w:name="Table List 1" w:semiHidden="1" w:unhideWhenUsed="1"/>
+    <w:lsdException w:name="Table List 2" w:semiHidden="1" w:unhideWhenUsed="1"/>
+    <w:lsdException w:name="Table List 3" w:semiHidden="1" w:unhideWhenUsed="1"/>
+    <w:lsdException w:name="Table List 4" w:semiHidden="1" w:unhideWhenUsed="1"/>
+    <w:lsdException w:name="Table List 5" w:semiHidden="1" w:unhideWhenUsed="1"/>
+    <w:lsdException w:name="Table List 6" w:semiHidden="1" w:unhideWhenUsed="1"/>
+    <w:lsdException w:name="Table List 7" w:semiHidden="1" w:unhideWhenUsed="1"/>
+    <w:lsdException w:name="Table List 8" w:semiHidden="1" w:unhideWhenUsed="1"/>
+    <w:lsdException w:name="Table 3D effects 1" w:semiHidden="1" w:unhideWhenUsed="1"/>
+    <w:lsdException w:name="Table 3D effects 2" w:semiHidden="1" w:unhideWhenUsed="1"/>
+    <w:lsdException w:name="Table 3D effects 3" w:semiHidden="1" w:unhideWhenUsed="1"/>
+    <w:lsdException w:name="Table Contemporary" w:semiHidden="1" w:unhideWhenUsed="1"/>
+    <w:lsdException w:name="Table Elegant" w:semiHidden="1" w:unhideWhenUsed="1"/>
+    <w:lsdException w:name="Table Professional" w:semiHidden="1" w:unhideWhenUsed="1"/>
+    <w:lsdException w:name="Table Subtle 1" w:semiHidden="1" w:unhideWhenUsed="1"/>
+    <w:lsdException w:name="Table Subtle 2" w:semiHidden="1" w:unhideWhenUsed="1"/>
+    <w:lsdException w:name="Table Web 1" w:semiHidden="1" w:unhideWhenUsed="1"/>
+    <w:lsdException w:name="Table Web 2" w:semiHidden="1" w:unhideWhenUsed="1"/>
+    <w:lsdException w:name="Table Web 3" w:semiHidden="1" w:unhideWhenUsed="1"/>
+    <w:lsdException w:name="Balloon Text" w:semiHidden="1" w:unhideWhenUsed="1"/>
+    <w:lsdException w:name="Table Grid" w:uiPriority="39"/>
+    <w:lsdException w:name="Table Theme" w:semiHidden="1" w:unhideWhenUsed="1"/>
+    <w:lsdException w:name="Placeholder Text" w:semiHidden="1"/>
+    <w:lsdException w:name="No Spacing" w:uiPriority="1" w:qFormat="1"/>
+    <w:lsdException w:name="Light Shading" w:uiPriority="60"/>
+    <w:lsdException w:name="Light List" w:uiPriority="61"/>
+    <w:lsdException w:name="Light Grid" w:uiPriority="62"/>
+    <w:lsdException w:name="Medium Shading 1" w:uiPriority="63"/>
+    <w:lsdException w:name="Medium Shading 2" w:uiPriority="64"/>
+    <w:lsdException w:name="Medium List 1" w:uiPriority="65"/>
+    <w:lsdException w:name="Medium List 2" w:uiPriority="66"/>
+    <w:lsdException w:name="Medium Grid 1" w:uiPriority="67"/>
+    <w:lsdException w:name="Medium Grid 2" w:uiPriority="68"/>
+    <w:lsdException w:name="Medium Grid 3" w:uiPriority="69"/>
+    <w:lsdException w:name="Dark List" w:uiPriority="70"/>
+    <w:lsdException w:name="Colorful Shading" w:uiPriority="71"/>
+    <w:lsdException w:name="Colorful List" w:uiPriority="72"/>
+    <w:lsdException w:name="Colorful Grid" w:uiPriority="73"/>
+    <w:lsdException w:name="Light Shading Accent 1" w:uiPriority="60"/>
+    <w:lsdException w:name="Light List Accent 1" w:uiPriority="61"/>
+    <w:lsdException w:name="Light Grid Accent 1" w:uiPriority="62"/>
+    <w:lsdException w:name="Medium Shading 1 Accent 1" w:uiPriority="63"/>
+    <w:lsdException w:name="Medium Shading 2 Accent 1" w:uiPriority="64"/>
+    <w:lsdException w:name="Medium List 1 Accent 1" w:uiPriority="65"/>
+    <w:lsdException w:name="Revision" w:semiHidden="1"/>
+    <w:lsdException w:name="List Paragraph" w:uiPriority="34" w:qFormat="1"/>
+    <w:lsdException w:name="Quote" w:uiPriority="29" w:qFormat="1"/>
+    <w:lsdException w:name="Intense Quote" w:uiPriority="30" w:qFormat="1"/>
+    <w:lsdException w:name="Medium List 2 Accent 1" w:uiPriority="66"/>
+    <w:lsdException w:name="Medium Grid 1 Accent 1" w:uiPriority="67"/>
+    <w:lsdException w:name="Medium Grid 2 Accent 1" w:uiPriority="68"/>
+    <w:lsdException w:name="Medium Grid 3 Accent 1" w:uiPriority="69"/>
+    <w:lsdException w:name="Dark List Accent 1" w:uiPriority="70"/>
+    <w:lsdException w:name="Colorful Shading Accent 1" w:uiPriority="71"/>
+    <w:lsdException w:name="Colorful List Accent 1" w:uiPriority="72"/>
+    <w:lsdException w:name="Colorful Grid Accent 1" w:uiPriority="73"/>
+    <w:lsdException w:name="Light Shading Accent 2" w:uiPriority="60"/>
+    <w:lsdException w:name="Light List Accent 2" w:uiPriority="61"/>
+    <w:lsdException w:name="Light Grid Accent 2" w:uiPriority="62"/>
+    <w:lsdException w:name="Medium Shading 1 Accent 2" w:uiPriority="63"/>
+    <w:lsdException w:name="Medium Shading 2 Accent 2" w:uiPriority="64"/>
+    <w:lsdException w:name="Medium List 1 Accent 2" w:uiPriority="65"/>
+    <w:lsdException w:name="Medium List 2 Accent 2" w:uiPriority="66"/>
+    <w:lsdException w:name="Medium Grid 1 Accent 2" w:uiPriority="67"/>
+    <w:lsdException w:name="Medium Grid 2 Accent 2" w:uiPriority="68"/>
+    <w:lsdException w:name="Medium Grid 3 Accent 2" w:uiPriority="69"/>
+    <w:lsdException w:name="Dark List Accent 2" w:uiPriority="70"/>
+    <w:lsdException w:name="Colorful Shading Accent 2" w:uiPriority="71"/>
+    <w:lsdException w:name="Colorful List Accent 2" w:uiPriority="72"/>
+    <w:lsdException w:name="Colorful Grid Accent 2" w:uiPriority="73"/>
+    <w:lsdException w:name="Light Shading Accent 3" w:uiPriority="60"/>
+    <w:lsdException w:name="Light List Accent 3" w:uiPriority="61"/>
+    <w:lsdException w:name="Light Grid Accent 3" w:uiPriority="62"/>
+    <w:lsdException w:name="Medium Shading 1 Accent 3" w:uiPriority="63"/>
+    <w:lsdException w:name="Medium Shading 2 Accent 3" w:uiPriority="64"/>
+    <w:lsdException w:name="Medium List 1 Accent 3" w:uiPriority="65"/>
+    <w:lsdException w:name="Medium List 2 Accent 3" w:uiPriority="66"/>
+    <w:lsdException w:name="Medium Grid 1 Accent 3" w:uiPriority="67"/>
+    <w:lsdException w:name="Medium Grid 2 Accent 3" w:uiPriority="68"/>
+    <w:lsdException w:name="Medium Grid 3 Accent 3" w:uiPriority="69"/>
+    <w:lsdException w:name="Dark List Accent 3" w:uiPriority="70"/>
+    <w:lsdException w:name="Colorful Shading Accent 3" w:uiPriority="71"/>
+    <w:lsdException w:name="Colorful List Accent 3" w:uiPriority="72"/>
+    <w:lsdException w:name="Colorful Grid Accent 3" w:uiPriority="73"/>
+    <w:lsdException w:name="Light Shading Accent 4" w:uiPriority="60"/>
+    <w:lsdException w:name="Light List Accent 4" w:uiPriority="61"/>
+    <w:lsdException w:name="Light Grid Accent 4" w:uiPriority="62"/>
+    <w:lsdException w:name="Medium Shading 1 Accent 4" w:uiPriority="63"/>
+    <w:lsdException w:name="Medium Shading 2 Accent 4" w:uiPriority="64"/>
+    <w:lsdException w:name="Medium List 1 Accent 4" w:uiPriority="65"/>
+    <w:lsdException w:name="Medium List 2 Accent 4" w:uiPriority="66"/>
+    <w:lsdException w:name="Medium Grid 1 Accent 4" w:uiPriority="67"/>
+    <w:lsdException w:name="Medium Grid 2 Accent 4" w:uiPriority="68"/>
+    <w:lsdException w:name="Medium Grid 3 Accent 4" w:uiPriority="69"/>
+    <w:lsdException w:name="Dark List Accent 4" w:uiPriority="70"/>
+    <w:lsdException w:name="Colorful Shading Accent 4" w:uiPriority="71"/>
+    <w:lsdException w:name="Colorful List Accent 4" w:uiPriority="72"/>
+    <w:lsdException w:name="Colorful Grid Accent 4" w:uiPriority="73"/>
+    <w:lsdException w:name="Light Shading Accent 5" w:uiPriority="60"/>
+    <w:lsdException w:name="Light List Accent 5" w:uiPriority="61"/>
+    <w:lsdException w:name="Light Grid Accent 5" w:uiPriority="62"/>
+    <w:lsdException w:name="Medium Shading 1 Accent 5" w:uiPriority="63"/>
+    <w:lsdException w:name="Medium Shading 2 Accent 5" w:uiPriority="64"/>
+    <w:lsdException w:name="Medium List 1 Accent 5" w:uiPriority="65"/>
+    <w:lsdException w:name="Medium List 2 Accent 5" w:uiPriority="66"/>
+    <w:lsdException w:name="Medium Grid 1 Accent 5" w:uiPriority="67"/>
+    <w:lsdException w:name="Medium Grid 2 Accent 5" w:uiPriority="68"/>
+    <w:lsdException w:name="Medium Grid 3 Accent 5" w:uiPriority="69"/>
+    <w:lsdException w:name="Dark List Accent 5" w:uiPriority="70"/>
+    <w:lsdException w:name="Colorful Shading Accent 5" w:uiPriority="71"/>
+    <w:lsdException w:name="Colorful List Accent 5" w:uiPriority="72"/>
+    <w:lsdException w:name="Colorful Grid Accent 5" w:uiPriority="73"/>
+    <w:lsdException w:name="Light Shading Accent 6" w:uiPriority="60"/>
+    <w:lsdException w:name="Light List Accent 6" w:uiPriority="61"/>
+    <w:lsdException w:name="Light Grid Accent 6" w:uiPriority="62"/>
+    <w:lsdException w:name="Medium Shading 1 Accent 6" w:uiPriority="63"/>
+    <w:lsdException w:name="Medium Shading 2 Accent 6" w:uiPriority="64"/>
+    <w:lsdException w:name="Medium List 1 Accent 6" w:uiPriority="65"/>
+    <w:lsdException w:name="Medium List 2 Accent 6" w:uiPriority="66"/>
+    <w:lsdException w:name="Medium Grid 1 Accent 6" w:uiPriority="67"/>
+    <w:lsdException w:name="Medium Grid 2 Accent 6" w:uiPriority="68"/>
+    <w:lsdException w:name="Medium Grid 3 Accent 6" w:uiPriority="69"/>
+    <w:lsdException w:name="Dark List Accent 6" w:uiPriority="70"/>
+    <w:lsdException w:name="Colorful Shading Accent 6" w:uiPriority="71"/>
+    <w:lsdException w:name="Colorful List Accent 6" w:uiPriority="72"/>
+    <w:lsdException w:name="Colorful Grid Accent 6" w:uiPriority="73"/>
+    <w:lsdException w:name="Subtle Emphasis" w:uiPriority="19" w:qFormat="1"/>
+    <w:lsdException w:name="Intense Emphasis" w:uiPriority="21" w:qFormat="1"/>
+    <w:lsdException w:name="Subtle Reference" w:uiPriority="31" w:qFormat="1"/>
+    <w:lsdException w:name="Intense Reference" w:uiPriority="32" w:qFormat="1"/>
+    <w:lsdException w:name="Book Title" w:uiPriority="33" w:qFormat="1"/>
+    <w:lsdException w:name="Bibliography" w:semiHidden="1" w:uiPriority="37" w:unhideWhenUsed="1"/>
+    <w:lsdException w:name="TOC Heading" w:semiHidden="1" w:uiPriority="39" w:unhideWhenUsed="1" w:qFormat="1"/>
+    <w:lsdException w:name="Plain Table 1" w:uiPriority="41"/>
+    <w:lsdException w:name="Plain Table 2" w:uiPriority="42"/>
+    <w:lsdException w:name="Plain Table 3" w:uiPriority="43"/>
+    <w:lsdException w:name="Plain Table 4" w:uiPriority="44"/>
+    <w:lsdException w:name="Plain Table 5" w:uiPriority="45"/>
+    <w:lsdException w:name="Grid Table Light" w:uiPriority="40"/>
+    <w:lsdException w:name="Grid Table 1 Light" w:uiPriority="46"/>
+    <w:lsdException w:name="Grid Table 2" w:uiPriority="47"/>
+    <w:lsdException w:name="Grid Table 3" w:uiPriority="48"/>
+    <w:lsdException w:name="Grid Table 4" w:uiPriority="49"/>
+    <w:lsdException w:name="Grid Table 5 Dark" w:uiPriority="50"/>
+    <w:lsdException w:name="Grid Table 6 Colorful" w:uiPriority="51"/>
+    <w:lsdException w:name="Grid Table 7 Colorful" w:uiPriority="52"/>
+    <w:lsdException w:name="Grid Table 1 Light Accent 1" w:uiPriority="46"/>
+    <w:lsdException w:name="Grid Table 2 Accent 1" w:uiPriority="47"/>
+    <w:lsdException w:name="Grid Table 3 Accent 1" w:uiPriority="48"/>
+    <w:lsdException w:name="Grid Table 4 Accent 1" w:uiPriority="49"/>
+    <w:lsdException w:name="Grid Table 5 Dark Accent 1" w:uiPriority="50"/>
+    <w:lsdException w:name="Grid Table 6 Colorful Accent 1" w:uiPriority="51"/>
+    <w:lsdException w:name="Grid Table 7 Colorful Accent 1" w:uiPriority="52"/>
+    <w:lsdException w:name="Grid Table 1 Light Accent 2" w:uiPriority="46"/>
+    <w:lsdException w:name="Grid Table 2 Accent 2" w:uiPriority="47"/>
+    <w:lsdException w:name="Grid Table 3 Accent 2" w:uiPriority="48"/>
+    <w:lsdException w:name="Grid Table 4 Accent 2" w:uiPriority="49"/>
+    <w:lsdException w:name="Grid Table 5 Dark Accent 2" w:uiPriority="50"/>
+    <w:lsdException w:name="Grid Table 6 Colorful Accent 2" w:uiPriority="51"/>
+    <w:lsdException w:name="Grid Table 7 Colorful Accent 2" w:uiPriority="52"/>
+    <w:lsdException w:name="Grid Table 1 Light Accent 3" w:uiPriority="46"/>
+    <w:lsdException w:name="Grid Table 2 Accent 3" w:uiPriority="47"/>
+    <w:lsdException w:name="Grid Table 3 Accent 3" w:uiPriority="48"/>
+    <w:lsdException w:name="Grid Table 4 Accent 3" w:uiPriority="49"/>
+    <w:lsdException w:name="Grid Table 5 Dark Accent 3" w:uiPriority="50"/>
+    <w:lsdException w:name="Grid Table 6 Colorful Accent 3" w:uiPriority="51"/>
+    <w:lsdException w:name="Grid Table 7 Colorful Accent 3" w:uiPriority="52"/>
+    <w:lsdException w:name="Grid Table 1 Light Accent 4" w:uiPriority="46"/>
+    <w:lsdException w:name="Grid Table 2 Accent 4" w:uiPriority="47"/>
+    <w:lsdException w:name="Grid Table 3 Accent 4" w:uiPriority="48"/>
+    <w:lsdException w:name="Grid Table 4 Accent 4" w:uiPriority="49"/>
+    <w:lsdException w:name="Grid Table 5 Dark Accent 4" w:uiPriority="50"/>
+    <w:lsdException w:name="Grid Table 6 Colorful Accent 4" w:uiPriority="51"/>
+    <w:lsdException w:name="Grid Table 7 Colorful Accent 4" w:uiPriority="52"/>
+    <w:lsdException w:name="Grid Table 1 Light Accent 5" w:uiPriority="46"/>
+    <w:lsdException w:name="Grid Table 2 Accent 5" w:uiPriority="47"/>
+    <w:lsdException w:name="Grid Table 3 Accent 5" w:uiPriority="48"/>
+    <w:lsdException w:name="Grid Table 4 Accent 5" w:uiPriority="49"/>
+    <w:lsdException w:name="Grid Table 5 Dark Accent 5" w:uiPriority="50"/>
+    <w:lsdException w:name="Grid Table 6 Colorful Accent 5" w:uiPriority="51"/>
+    <w:lsdException w:name="Grid Table 7 Colorful Accent 5" w:uiPriority="52"/>
+    <w:lsdException w:name="Grid Table 1 Light Accent 6" w:uiPriority="46"/>
+    <w:lsdException w:name="Grid Table 2 Accent 6" w:uiPriority="47"/>
+    <w:lsdException w:name="Grid Table 3 Accent 6" w:uiPriority="48"/>
+    <w:lsdException w:name="Grid Table 4 Accent 6" w:uiPriority="49"/>
+    <w:lsdException w:name="Grid Table 5 Dark Accent 6" w:uiPriority="50"/>
+    <w:lsdException w:name="Grid Table 6 Colorful Accent 6" w:uiPriority="51"/>
+    <w:lsdException w:name="Grid Table 7 Colorful Accent 6" w:uiPriority="52"/>
+    <w:lsdException w:name="List Table 1 Light" w:uiPriority="46"/>
+    <w:lsdException w:name="List Table 2" w:uiPriority="47"/>
+    <w:lsdException w:name="List Table 3" w:uiPriority="48"/>
+    <w:lsdException w:name="List Table 4" w:uiPriority="49"/>
+    <w:lsdException w:name="List Table 5 Dark" w:uiPriority="50"/>
+    <w:lsdException w:name="List Table 6 Colorful" w:uiPriority="51"/>
+    <w:lsdException w:name="List Table 7 Colorful" w:uiPriority="52"/>
+    <w:lsdException w:name="List Table 1 Light Accent 1" w:uiPriority="46"/>
+    <w:lsdException w:name="List Table 2 Accent 1" w:uiPriority="47"/>
+    <w:lsdException w:name="List Table 3 Accent 1" w:uiPriority="48"/>
+    <w:lsdException w:name="List Table 4 Accent 1" w:uiPriority="49"/>
+    <w:lsdException w:name="List Table 5 Dark Accent 1" w:uiPriority="50"/>
+    <w:lsdException w:name="List Table 6 Colorful Accent 1" w:uiPriority="51"/>
+    <w:lsdException w:name="List Table 7 Colorful Accent 1" w:uiPriority="52"/>
+    <w:lsdException w:name="List Table 1 Light Accent 2" w:uiPriority="46"/>
+    <w:lsdException w:name="List Table 2 Accent 2" w:uiPriority="47"/>
+    <w:lsdException w:name="List Table 3 Accent 2" w:uiPriority="48"/>
+    <w:lsdException w:name="List Table 4 Accent 2" w:uiPriority="49"/>
+    <w:lsdException w:name="List Table 5 Dark Accent 2" w:uiPriority="50"/>
+    <w:lsdException w:name="List Table 6 Colorful Accent 2" w:uiPriority="51"/>
+    <w:lsdException w:name="List Table 7 Colorful Accent 2" w:uiPriority="52"/>
+    <w:lsdException w:name="List Table 1 Light Accent 3" w:uiPriority="46"/>
+    <w:lsdException w:name="List Table 2 Accent 3" w:uiPriority="47"/>
+    <w:lsdException w:name="List Table 3 Accent 3" w:uiPriority="48"/>
+    <w:lsdException w:name="List Table 4 Accent 3" w:uiPriority="49"/>
+    <w:lsdException w:name="List Table 5 Dark Accent 3" w:uiPriority="50"/>
+    <w:lsdException w:name="List Table 6 Colorful Accent 3" w:uiPriority="51"/>
+    <w:lsdException w:name="List Table 7 Colorful Accent 3" w:uiPriority="52"/>
+    <w:lsdException w:name="List Table 1 Light Accent 4" w:uiPriority="46"/>
+    <w:lsdException w:name="List Table 2 Accent 4" w:uiPriority="47"/>
+    <w:lsdException w:name="List Table 3 Accent 4" w:uiPriority="48"/>
+    <w:lsdException w:name="List Table 4 Accent 4" w:uiPriority="49"/>
+    <w:lsdException w:name="List Table 5 Dark Accent 4" w:uiPriority="50"/>
+    <w:lsdException w:name="List Table 6 Colorful Accent 4" w:uiPriority="51"/>
+    <w:lsdException w:name="List Table 7 Colorful Accent 4" w:uiPriority="52"/>
+    <w:lsdException w:name="List Table 1 Light Accent 5" w:uiPriority="46"/>
+    <w:lsdException w:name="List Table 2 Accent 5" w:uiPriority="47"/>
+    <w:lsdException w:name="List Table 3 Accent 5" w:uiPriority="48"/>
+    <w:lsdException w:name="List Table 4 Accent 5" w:uiPriority="49"/>
+    <w:lsdException w:name="List Table 5 Dark Accent 5" w:uiPriority="50"/>
+    <w:lsdException w:name="List Table 6 Colorful Accent 5" w:uiPriority="51"/>
+    <w:lsdException w:name="List Table 7 Colorful Accent 5" w:uiPriority="52"/>
+    <w:lsdException w:name="List Table 1 Light Accent 6" w:uiPriority="46"/>
+    <w:lsdException w:name="List Table 2 Accent 6" w:uiPriority="47"/>
+    <w:lsdException w:name="List Table 3 Accent 6" w:uiPriority="48"/>
+    <w:lsdException w:name="List Table 4 Accent 6" w:uiPriority="49"/>
+    <w:lsdException w:name="List Table 5 Dark Accent 6" w:uiPriority="50"/>
+    <w:lsdException w:name="List Table 6 Colorful Accent 6" w:uiPriority="51"/>
+    <w:lsdException w:name="List Table 7 Colorful Accent 6" w:uiPriority="52"/>
+    <w:lsdException w:name="Mention" w:semiHidden="1" w:unhideWhenUsed="1"/>
+    <w:lsdException w:name="Smart Hyperlink" w:semiHidden="1" w:unhideWhenUsed="1"/>
+    <w:lsdException w:name="Hashtag" w:semiHidden="1" w:unhideWhenUsed="1"/>
+    <w:lsdException w:name="Unresolved Mention" w:semiHidden="1" w:unhideWhenUsed="1"/>
+    <w:lsdException w:name="Smart Link" w:semiHidden="1" w:unhideWhenUsed="1"/>
+  </w:latentStyles>
+  <w:style w:type="paragraph" w:default="1" w:styleId="Normal">
+    <w:name w:val="Normal"/>
     <w:qFormat/>
-    <w:rPr>
-      <w:sz w:val="56"/>
-      <w:szCs w:val="56"/>
-    </w:rPr>
   </w:style>
   <w:style w:type="paragraph" w:styleId="Heading1">
-    <w:name w:val="Heading 1"/>
-    <w:basedOn w:val="Normal"/>
-    <w:next w:val="Normal"/>
+    <w:name w:val="heading 1"/>
+    <w:uiPriority w:val="9"/>
     <w:qFormat/>
+    <w:pPr>
+      <w:outlineLvl w:val="0"/>
+    </w:pPr>
     <w:rPr>
       <w:color w:val="2E74B5"/>
       <w:sz w:val="32"/>
@@ -1238,10 +1724,14 @@
     </w:rPr>
   </w:style>
   <w:style w:type="paragraph" w:styleId="Heading2">
-    <w:name w:val="Heading 2"/>
-    <w:basedOn w:val="Normal"/>
-    <w:next w:val="Normal"/>
+    <w:name w:val="heading 2"/>
+    <w:uiPriority w:val="9"/>
+    <w:semiHidden/>
+    <w:unhideWhenUsed/>
     <w:qFormat/>
+    <w:pPr>
+      <w:outlineLvl w:val="1"/>
+    </w:pPr>
     <w:rPr>
       <w:color w:val="2E74B5"/>
       <w:sz w:val="26"/>
@@ -1249,10 +1739,14 @@
     </w:rPr>
   </w:style>
   <w:style w:type="paragraph" w:styleId="Heading3">
-    <w:name w:val="Heading 3"/>
-    <w:basedOn w:val="Normal"/>
-    <w:next w:val="Normal"/>
+    <w:name w:val="heading 3"/>
+    <w:uiPriority w:val="9"/>
+    <w:semiHidden/>
+    <w:unhideWhenUsed/>
     <w:qFormat/>
+    <w:pPr>
+      <w:outlineLvl w:val="2"/>
+    </w:pPr>
     <w:rPr>
       <w:color w:val="1F4D78"/>
       <w:sz w:val="24"/>
@@ -1260,10 +1754,14 @@
     </w:rPr>
   </w:style>
   <w:style w:type="paragraph" w:styleId="Heading4">
-    <w:name w:val="Heading 4"/>
-    <w:basedOn w:val="Normal"/>
-    <w:next w:val="Normal"/>
+    <w:name w:val="heading 4"/>
+    <w:uiPriority w:val="9"/>
+    <w:semiHidden/>
+    <w:unhideWhenUsed/>
     <w:qFormat/>
+    <w:pPr>
+      <w:outlineLvl w:val="3"/>
+    </w:pPr>
     <w:rPr>
       <w:i/>
       <w:iCs/>
@@ -1271,27 +1769,69 @@
     </w:rPr>
   </w:style>
   <w:style w:type="paragraph" w:styleId="Heading5">
-    <w:name w:val="Heading 5"/>
-    <w:basedOn w:val="Normal"/>
-    <w:next w:val="Normal"/>
+    <w:name w:val="heading 5"/>
+    <w:uiPriority w:val="9"/>
+    <w:semiHidden/>
+    <w:unhideWhenUsed/>
     <w:qFormat/>
+    <w:pPr>
+      <w:outlineLvl w:val="4"/>
+    </w:pPr>
     <w:rPr>
       <w:color w:val="2E74B5"/>
     </w:rPr>
   </w:style>
   <w:style w:type="paragraph" w:styleId="Heading6">
-    <w:name w:val="Heading 6"/>
-    <w:basedOn w:val="Normal"/>
-    <w:next w:val="Normal"/>
+    <w:name w:val="heading 6"/>
+    <w:uiPriority w:val="9"/>
+    <w:semiHidden/>
+    <w:unhideWhenUsed/>
     <w:qFormat/>
+    <w:pPr>
+      <w:outlineLvl w:val="5"/>
+    </w:pPr>
     <w:rPr>
       <w:color w:val="1F4D78"/>
     </w:rPr>
   </w:style>
-  <w:style w:type="paragraph" w:styleId="Strong">
-    <w:name w:val="Strong"/>
-    <w:basedOn w:val="Normal"/>
-    <w:next w:val="Normal"/>
+  <w:style w:type="character" w:default="1" w:styleId="DefaultParagraphFont">
+    <w:name w:val="Default Paragraph Font"/>
+    <w:uiPriority w:val="1"/>
+    <w:semiHidden/>
+    <w:unhideWhenUsed/>
+  </w:style>
+  <w:style w:type="table" w:default="1" w:styleId="TableNormal">
+    <w:name w:val="Normal Table"/>
+    <w:uiPriority w:val="99"/>
+    <w:semiHidden/>
+    <w:unhideWhenUsed/>
+    <w:tblPr>
+      <w:tblInd w:w="0" w:type="dxa"/>
+      <w:tblCellMar>
+        <w:top w:w="0" w:type="dxa"/>
+        <w:left w:w="108" w:type="dxa"/>
+        <w:bottom w:w="0" w:type="dxa"/>
+        <w:right w:w="108" w:type="dxa"/>
+      </w:tblCellMar>
+    </w:tblPr>
+  </w:style>
+  <w:style w:type="numbering" w:default="1" w:styleId="NoList">
+    <w:name w:val="No List"/>
+    <w:uiPriority w:val="99"/>
+    <w:semiHidden/>
+    <w:unhideWhenUsed/>
+  </w:style>
+  <w:style w:type="paragraph" w:styleId="Title">
+    <w:name w:val="Title"/>
+    <w:uiPriority w:val="10"/>
+    <w:qFormat/>
+    <w:rPr>
+      <w:sz w:val="56"/>
+      <w:szCs w:val="56"/>
+    </w:rPr>
+  </w:style>
+  <w:style w:type="paragraph" w:customStyle="1" w:styleId="Strong1">
+    <w:name w:val="Strong1"/>
     <w:qFormat/>
     <w:rPr>
       <w:b/>
@@ -1300,12 +1840,10 @@
   </w:style>
   <w:style w:type="paragraph" w:styleId="ListParagraph">
     <w:name w:val="List Paragraph"/>
-    <w:basedOn w:val="Normal"/>
     <w:qFormat/>
   </w:style>
   <w:style w:type="character" w:styleId="Hyperlink">
     <w:name w:val="Hyperlink"/>
-    <w:basedOn w:val="DefaultParagraphFont"/>
     <w:uiPriority w:val="99"/>
     <w:unhideWhenUsed/>
     <w:rPr>
@@ -1315,7 +1853,6 @@
   </w:style>
   <w:style w:type="character" w:styleId="FootnoteReference">
     <w:name w:val="footnote reference"/>
-    <w:basedOn w:val="DefaultParagraphFont"/>
     <w:uiPriority w:val="99"/>
     <w:semiHidden/>
     <w:unhideWhenUsed/>
@@ -1325,22 +1862,13 @@
   </w:style>
   <w:style w:type="paragraph" w:styleId="FootnoteText">
     <w:name w:val="footnote text"/>
-    <w:basedOn w:val="Normal"/>
     <w:link w:val="FootnoteTextChar"/>
     <w:uiPriority w:val="99"/>
     <w:semiHidden/>
     <w:unhideWhenUsed/>
-    <w:pPr>
-      <w:spacing w:after="0" w:line="240" w:lineRule="auto"/>
-    </w:pPr>
-    <w:rPr>
-      <w:sz w:val="20"/>
-      <w:szCs w:val="20"/>
-    </w:rPr>
   </w:style>
-  <w:style w:type="character" w:styleId="FootnoteTextChar">
+  <w:style w:type="character" w:customStyle="1" w:styleId="FootnoteTextChar">
     <w:name w:val="Footnote Text Char"/>
-    <w:basedOn w:val="DefaultParagraphFont"/>
     <w:link w:val="FootnoteText"/>
     <w:uiPriority w:val="99"/>
     <w:semiHidden/>
@@ -1352,7 +1880,6 @@
   </w:style>
   <w:style w:type="character" w:styleId="EndnoteReference">
     <w:name w:val="endnote reference"/>
-    <w:basedOn w:val="DefaultParagraphFont"/>
     <w:uiPriority w:val="99"/>
     <w:semiHidden/>
     <w:unhideWhenUsed/>
@@ -1362,22 +1889,13 @@
   </w:style>
   <w:style w:type="paragraph" w:styleId="EndnoteText">
     <w:name w:val="endnote text"/>
-    <w:basedOn w:val="Normal"/>
     <w:link w:val="EndnoteTextChar"/>
     <w:uiPriority w:val="99"/>
     <w:semiHidden/>
     <w:unhideWhenUsed/>
-    <w:pPr>
-      <w:spacing w:after="0" w:line="240" w:lineRule="auto"/>
-    </w:pPr>
-    <w:rPr>
-      <w:sz w:val="20"/>
-      <w:szCs w:val="20"/>
-    </w:rPr>
   </w:style>
-  <w:style w:type="character" w:styleId="EndnoteTextChar">
+  <w:style w:type="character" w:customStyle="1" w:styleId="EndnoteTextChar">
     <w:name w:val="Endnote Text Char"/>
-    <w:basedOn w:val="DefaultParagraphFont"/>
     <w:link w:val="EndnoteText"/>
     <w:uiPriority w:val="99"/>
     <w:semiHidden/>
@@ -1388,4 +1906,299 @@
     </w:rPr>
   </w:style>
 </w:styles>
+</file>
+
+<file path=word/theme/theme1.xml><?xml version="1.0" encoding="utf-8"?>
+<a:theme xmlns:a="http://schemas.openxmlformats.org/drawingml/2006/main" name="Office Theme">
+  <a:themeElements>
+    <a:clrScheme name="Office">
+      <a:dk1>
+        <a:sysClr val="windowText" lastClr="000000"/>
+      </a:dk1>
+      <a:lt1>
+        <a:sysClr val="window" lastClr="FFFFFF"/>
+      </a:lt1>
+      <a:dk2>
+        <a:srgbClr val="44546A"/>
+      </a:dk2>
+      <a:lt2>
+        <a:srgbClr val="E7E6E6"/>
+      </a:lt2>
+      <a:accent1>
+        <a:srgbClr val="4472C4"/>
+      </a:accent1>
+      <a:accent2>
+        <a:srgbClr val="ED7D31"/>
+      </a:accent2>
+      <a:accent3>
+        <a:srgbClr val="A5A5A5"/>
+      </a:accent3>
+      <a:accent4>
+        <a:srgbClr val="FFC000"/>
+      </a:accent4>
+      <a:accent5>
+        <a:srgbClr val="5B9BD5"/>
+      </a:accent5>
+      <a:accent6>
+        <a:srgbClr val="70AD47"/>
+      </a:accent6>
+      <a:hlink>
+        <a:srgbClr val="0563C1"/>
+      </a:hlink>
+      <a:folHlink>
+        <a:srgbClr val="954F72"/>
+      </a:folHlink>
+    </a:clrScheme>
+    <a:fontScheme name="Office">
+      <a:majorFont>
+        <a:latin typeface="Calibri Light" panose="020F0302020204030204"/>
+        <a:ea typeface=""/>
+        <a:cs typeface=""/>
+        <a:font script="Jpan" typeface="游ゴシック Light"/>
+        <a:font script="Hang" typeface="맑은 고딕"/>
+        <a:font script="Hans" typeface="等线 Light"/>
+        <a:font script="Hant" typeface="新細明體"/>
+        <a:font script="Arab" typeface="Times New Roman"/>
+        <a:font script="Hebr" typeface="Times New Roman"/>
+        <a:font script="Thai" typeface="Angsana New"/>
+        <a:font script="Ethi" typeface="Nyala"/>
+        <a:font script="Beng" typeface="Vrinda"/>
+        <a:font script="Gujr" typeface="Shruti"/>
+        <a:font script="Khmr" typeface="MoolBoran"/>
+        <a:font script="Knda" typeface="Tunga"/>
+        <a:font script="Guru" typeface="Raavi"/>
+        <a:font script="Cans" typeface="Euphemia"/>
+        <a:font script="Cher" typeface="Plantagenet Cherokee"/>
+        <a:font script="Yiii" typeface="Microsoft Yi Baiti"/>
+        <a:font script="Tibt" typeface="Microsoft Himalaya"/>
+        <a:font script="Thaa" typeface="MV Boli"/>
+        <a:font script="Deva" typeface="Mangal"/>
+        <a:font script="Telu" typeface="Gautami"/>
+        <a:font script="Taml" typeface="Latha"/>
+        <a:font script="Syrc" typeface="Estrangelo Edessa"/>
+        <a:font script="Orya" typeface="Kalinga"/>
+        <a:font script="Mlym" typeface="Kartika"/>
+        <a:font script="Laoo" typeface="DokChampa"/>
+        <a:font script="Sinh" typeface="Iskoola Pota"/>
+        <a:font script="Mong" typeface="Mongolian Baiti"/>
+        <a:font script="Viet" typeface="Times New Roman"/>
+        <a:font script="Uigh" typeface="Microsoft Uighur"/>
+        <a:font script="Geor" typeface="Sylfaen"/>
+        <a:font script="Armn" typeface="Arial"/>
+        <a:font script="Bugi" typeface="Leelawadee UI"/>
+        <a:font script="Bopo" typeface="Microsoft JhengHei"/>
+        <a:font script="Java" typeface="Javanese Text"/>
+        <a:font script="Lisu" typeface="Segoe UI"/>
+        <a:font script="Mymr" typeface="Myanmar Text"/>
+        <a:font script="Nkoo" typeface="Ebrima"/>
+        <a:font script="Olck" typeface="Nirmala UI"/>
+        <a:font script="Osma" typeface="Ebrima"/>
+        <a:font script="Phag" typeface="Phagspa"/>
+        <a:font script="Syrn" typeface="Estrangelo Edessa"/>
+        <a:font script="Syrj" typeface="Estrangelo Edessa"/>
+        <a:font script="Syre" typeface="Estrangelo Edessa"/>
+        <a:font script="Sora" typeface="Nirmala UI"/>
+        <a:font script="Tale" typeface="Microsoft Tai Le"/>
+        <a:font script="Talu" typeface="Microsoft New Tai Lue"/>
+        <a:font script="Tfng" typeface="Ebrima"/>
+      </a:majorFont>
+      <a:minorFont>
+        <a:latin typeface="Calibri" panose="020F0502020204030204"/>
+        <a:ea typeface=""/>
+        <a:cs typeface=""/>
+        <a:font script="Jpan" typeface="游明朝"/>
+        <a:font script="Hang" typeface="맑은 고딕"/>
+        <a:font script="Hans" typeface="等线"/>
+        <a:font script="Hant" typeface="新細明體"/>
+        <a:font script="Arab" typeface="Arial"/>
+        <a:font script="Hebr" typeface="Arial"/>
+        <a:font script="Thai" typeface="Cordia New"/>
+        <a:font script="Ethi" typeface="Nyala"/>
+        <a:font script="Beng" typeface="Vrinda"/>
+        <a:font script="Gujr" typeface="Shruti"/>
+        <a:font script="Khmr" typeface="DaunPenh"/>
+        <a:font script="Knda" typeface="Tunga"/>
+        <a:font script="Guru" typeface="Raavi"/>
+        <a:font script="Cans" typeface="Euphemia"/>
+        <a:font script="Cher" typeface="Plantagenet Cherokee"/>
+        <a:font script="Yiii" typeface="Microsoft Yi Baiti"/>
+        <a:font script="Tibt" typeface="Microsoft Himalaya"/>
+        <a:font script="Thaa" typeface="MV Boli"/>
+        <a:font script="Deva" typeface="Mangal"/>
+        <a:font script="Telu" typeface="Gautami"/>
+        <a:font script="Taml" typeface="Latha"/>
+        <a:font script="Syrc" typeface="Estrangelo Edessa"/>
+        <a:font script="Orya" typeface="Kalinga"/>
+        <a:font script="Mlym" typeface="Kartika"/>
+        <a:font script="Laoo" typeface="DokChampa"/>
+        <a:font script="Sinh" typeface="Iskoola Pota"/>
+        <a:font script="Mong" typeface="Mongolian Baiti"/>
+        <a:font script="Viet" typeface="Arial"/>
+        <a:font script="Uigh" typeface="Microsoft Uighur"/>
+        <a:font script="Geor" typeface="Sylfaen"/>
+        <a:font script="Armn" typeface="Arial"/>
+        <a:font script="Bugi" typeface="Leelawadee UI"/>
+        <a:font script="Bopo" typeface="Microsoft JhengHei"/>
+        <a:font script="Java" typeface="Javanese Text"/>
+        <a:font script="Lisu" typeface="Segoe UI"/>
+        <a:font script="Mymr" typeface="Myanmar Text"/>
+        <a:font script="Nkoo" typeface="Ebrima"/>
+        <a:font script="Olck" typeface="Nirmala UI"/>
+        <a:font script="Osma" typeface="Ebrima"/>
+        <a:font script="Phag" typeface="Phagspa"/>
+        <a:font script="Syrn" typeface="Estrangelo Edessa"/>
+        <a:font script="Syrj" typeface="Estrangelo Edessa"/>
+        <a:font script="Syre" typeface="Estrangelo Edessa"/>
+        <a:font script="Sora" typeface="Nirmala UI"/>
+        <a:font script="Tale" typeface="Microsoft Tai Le"/>
+        <a:font script="Talu" typeface="Microsoft New Tai Lue"/>
+        <a:font script="Tfng" typeface="Ebrima"/>
+      </a:minorFont>
+    </a:fontScheme>
+    <a:fmtScheme name="Office">
+      <a:fillStyleLst>
+        <a:solidFill>
+          <a:schemeClr val="phClr"/>
+        </a:solidFill>
+        <a:gradFill rotWithShape="1">
+          <a:gsLst>
+            <a:gs pos="0">
+              <a:schemeClr val="phClr">
+                <a:lumMod val="110000"/>
+                <a:satMod val="105000"/>
+                <a:tint val="67000"/>
+              </a:schemeClr>
+            </a:gs>
+            <a:gs pos="50000">
+              <a:schemeClr val="phClr">
+                <a:lumMod val="105000"/>
+                <a:satMod val="103000"/>
+                <a:tint val="73000"/>
+              </a:schemeClr>
+            </a:gs>
+            <a:gs pos="100000">
+              <a:schemeClr val="phClr">
+                <a:lumMod val="105000"/>
+                <a:satMod val="109000"/>
+                <a:tint val="81000"/>
+              </a:schemeClr>
+            </a:gs>
+          </a:gsLst>
+          <a:lin ang="5400000" scaled="0"/>
+        </a:gradFill>
+        <a:gradFill rotWithShape="1">
+          <a:gsLst>
+            <a:gs pos="0">
+              <a:schemeClr val="phClr">
+                <a:satMod val="103000"/>
+                <a:lumMod val="102000"/>
+                <a:tint val="94000"/>
+              </a:schemeClr>
+            </a:gs>
+            <a:gs pos="50000">
+              <a:schemeClr val="phClr">
+                <a:satMod val="110000"/>
+                <a:lumMod val="100000"/>
+                <a:shade val="100000"/>
+              </a:schemeClr>
+            </a:gs>
+            <a:gs pos="100000">
+              <a:schemeClr val="phClr">
+                <a:lumMod val="99000"/>
+                <a:satMod val="120000"/>
+                <a:shade val="78000"/>
+              </a:schemeClr>
+            </a:gs>
+          </a:gsLst>
+          <a:lin ang="5400000" scaled="0"/>
+        </a:gradFill>
+      </a:fillStyleLst>
+      <a:lnStyleLst>
+        <a:ln w="6350" cap="flat" cmpd="sng" algn="ctr">
+          <a:solidFill>
+            <a:schemeClr val="phClr"/>
+          </a:solidFill>
+          <a:prstDash val="solid"/>
+          <a:miter lim="800000"/>
+        </a:ln>
+        <a:ln w="12700" cap="flat" cmpd="sng" algn="ctr">
+          <a:solidFill>
+            <a:schemeClr val="phClr"/>
+          </a:solidFill>
+          <a:prstDash val="solid"/>
+          <a:miter lim="800000"/>
+        </a:ln>
+        <a:ln w="19050" cap="flat" cmpd="sng" algn="ctr">
+          <a:solidFill>
+            <a:schemeClr val="phClr"/>
+          </a:solidFill>
+          <a:prstDash val="solid"/>
+          <a:miter lim="800000"/>
+        </a:ln>
+      </a:lnStyleLst>
+      <a:effectStyleLst>
+        <a:effectStyle>
+          <a:effectLst/>
+        </a:effectStyle>
+        <a:effectStyle>
+          <a:effectLst/>
+        </a:effectStyle>
+        <a:effectStyle>
+          <a:effectLst>
+            <a:outerShdw blurRad="57150" dist="19050" dir="5400000" algn="ctr" rotWithShape="0">
+              <a:srgbClr val="000000">
+                <a:alpha val="63000"/>
+              </a:srgbClr>
+            </a:outerShdw>
+          </a:effectLst>
+        </a:effectStyle>
+      </a:effectStyleLst>
+      <a:bgFillStyleLst>
+        <a:solidFill>
+          <a:schemeClr val="phClr"/>
+        </a:solidFill>
+        <a:solidFill>
+          <a:schemeClr val="phClr">
+            <a:tint val="95000"/>
+            <a:satMod val="170000"/>
+          </a:schemeClr>
+        </a:solidFill>
+        <a:gradFill rotWithShape="1">
+          <a:gsLst>
+            <a:gs pos="0">
+              <a:schemeClr val="phClr">
+                <a:tint val="93000"/>
+                <a:satMod val="150000"/>
+                <a:shade val="98000"/>
+                <a:lumMod val="102000"/>
+              </a:schemeClr>
+            </a:gs>
+            <a:gs pos="50000">
+              <a:schemeClr val="phClr">
+                <a:tint val="98000"/>
+                <a:satMod val="130000"/>
+                <a:shade val="90000"/>
+                <a:lumMod val="103000"/>
+              </a:schemeClr>
+            </a:gs>
+            <a:gs pos="100000">
+              <a:schemeClr val="phClr">
+                <a:shade val="63000"/>
+                <a:satMod val="120000"/>
+              </a:schemeClr>
+            </a:gs>
+          </a:gsLst>
+          <a:lin ang="5400000" scaled="0"/>
+        </a:gradFill>
+      </a:bgFillStyleLst>
+    </a:fmtScheme>
+  </a:themeElements>
+  <a:objectDefaults/>
+  <a:extraClrSchemeLst/>
+  <a:extLst>
+    <a:ext uri="{05A4C25C-085E-4340-85A3-A5531E510DB2}">
+      <thm15:themeFamily xmlns:thm15="http://schemas.microsoft.com/office/thememl/2012/main" name="Office Theme" id="{62F939B6-93AF-4DB8-9C6B-D6C7DFDC589F}" vid="{4A3C46E8-61CC-4603-A589-7422A47A8E4A}"/>
+    </a:ext>
+  </a:extLst>
+</a:theme>
 </file>